--- a/Planning Instructions for VMAT TMLI.docx
+++ b/Planning Instructions for VMAT TMLI.docx
@@ -91,6 +91,7 @@
         <w:rPr>
           <w:b/>
           <w:bCs/>
+          <w:highlight w:val="cyan"/>
         </w:rPr>
         <w:t>Prescription:</w:t>
       </w:r>
@@ -98,6 +99,7 @@
         <w:rPr>
           <w:b/>
           <w:bCs/>
+          <w:highlight w:val="cyan"/>
         </w:rPr>
         <w:t xml:space="preserve"> </w:t>
       </w:r>
@@ -105,6 +107,7 @@
         <w:rPr>
           <w:b/>
           <w:bCs/>
+          <w:highlight w:val="cyan"/>
         </w:rPr>
         <w:t xml:space="preserve">12 </w:t>
       </w:r>
@@ -113,6 +116,7 @@
         <w:rPr>
           <w:b/>
           <w:bCs/>
+          <w:highlight w:val="cyan"/>
         </w:rPr>
         <w:t>Gy</w:t>
       </w:r>
@@ -121,6 +125,7 @@
         <w:rPr>
           <w:b/>
           <w:bCs/>
+          <w:highlight w:val="cyan"/>
         </w:rPr>
         <w:t xml:space="preserve"> in </w:t>
       </w:r>
@@ -128,13 +133,15 @@
         <w:rPr>
           <w:b/>
           <w:bCs/>
-        </w:rPr>
-        <w:t>8</w:t>
-      </w:r>
-      <w:r>
-        <w:rPr>
-          <w:b/>
-          <w:bCs/>
+          <w:highlight w:val="cyan"/>
+        </w:rPr>
+        <w:t>6</w:t>
+      </w:r>
+      <w:r>
+        <w:rPr>
+          <w:b/>
+          <w:bCs/>
+          <w:highlight w:val="cyan"/>
         </w:rPr>
         <w:t xml:space="preserve"> </w:t>
       </w:r>
@@ -143,6 +150,7 @@
         <w:rPr>
           <w:b/>
           <w:bCs/>
+          <w:highlight w:val="cyan"/>
         </w:rPr>
         <w:t>fx</w:t>
       </w:r>
@@ -177,11 +185,31 @@
       </w:r>
       <w:proofErr w:type="spellStart"/>
       <w:r>
-        <w:t>Bones_Body</w:t>
-      </w:r>
-      <w:proofErr w:type="spellEnd"/>
-      <w:r>
-        <w:t xml:space="preserve"> – Mandible)</w:t>
+        <w:t>Bones_</w:t>
+      </w:r>
+      <w:r>
+        <w:t>Trunk</w:t>
+      </w:r>
+      <w:proofErr w:type="spellEnd"/>
+      <w:r>
+        <w:t xml:space="preserve"> – </w:t>
+      </w:r>
+      <w:proofErr w:type="spellStart"/>
+      <w:r>
+        <w:t>Bone</w:t>
+      </w:r>
+      <w:r>
+        <w:t>s</w:t>
+      </w:r>
+      <w:r>
+        <w:t>_</w:t>
+      </w:r>
+      <w:r>
+        <w:t>Face</w:t>
+      </w:r>
+      <w:proofErr w:type="spellEnd"/>
+      <w:r>
+        <w:t>)</w:t>
       </w:r>
       <w:r>
         <w:t xml:space="preserve"> + </w:t>
@@ -203,7 +231,16 @@
         <w:t xml:space="preserve"> + </w:t>
       </w:r>
       <w:r>
-        <w:t>Spleen) + 5mm all around] + [(</w:t>
+        <w:t xml:space="preserve">Spleen) + 5mm] + </w:t>
+      </w:r>
+      <w:r>
+        <w:t xml:space="preserve">[Rib + 7mm] </w:t>
+      </w:r>
+      <w:r>
+        <w:t xml:space="preserve">+ </w:t>
+      </w:r>
+      <w:r>
+        <w:t>[(</w:t>
       </w:r>
       <w:proofErr w:type="spellStart"/>
       <w:r>
@@ -217,188 +254,250 @@
         <w:t xml:space="preserve"> + </w:t>
       </w:r>
       <w:r>
-        <w:t>1cm all around] – [Lungs +5mm all around] – [Kidneys +5mm all around] – [Esophagus+5mm]</w:t>
+        <w:t>1cm] – [Lungs +</w:t>
+      </w:r>
+      <w:r>
+        <w:t>3</w:t>
+      </w:r>
+      <w:r>
+        <w:t>mm] – [Kidneys +</w:t>
+      </w:r>
+      <w:r>
+        <w:t>3</w:t>
+      </w:r>
+      <w:r>
+        <w:t>mm] – [</w:t>
+      </w:r>
+      <w:r>
+        <w:t>Eyes</w:t>
+      </w:r>
+      <w:r>
+        <w:t>+</w:t>
+      </w:r>
+      <w:r>
+        <w:t>3</w:t>
+      </w:r>
+      <w:r>
+        <w:t>mm]</w:t>
+      </w:r>
+    </w:p>
+    <w:p>
+      <w:pPr>
+        <w:rPr>
+          <w:b/>
+          <w:bCs/>
+        </w:rPr>
+      </w:pPr>
+      <w:r>
+        <w:rPr>
+          <w:b/>
+          <w:bCs/>
+          <w:highlight w:val="cyan"/>
+        </w:rPr>
+        <w:t xml:space="preserve">Prescription: 2 </w:t>
+      </w:r>
+      <w:proofErr w:type="spellStart"/>
+      <w:r>
+        <w:rPr>
+          <w:b/>
+          <w:bCs/>
+          <w:highlight w:val="cyan"/>
+        </w:rPr>
+        <w:t>Gy</w:t>
+      </w:r>
+      <w:proofErr w:type="spellEnd"/>
+      <w:r>
+        <w:rPr>
+          <w:b/>
+          <w:bCs/>
+          <w:highlight w:val="cyan"/>
+        </w:rPr>
+        <w:t xml:space="preserve"> in </w:t>
+      </w:r>
+      <w:r>
+        <w:rPr>
+          <w:b/>
+          <w:bCs/>
+          <w:highlight w:val="cyan"/>
+        </w:rPr>
+        <w:t>1</w:t>
+      </w:r>
+      <w:r>
+        <w:rPr>
+          <w:b/>
+          <w:bCs/>
+          <w:highlight w:val="cyan"/>
+        </w:rPr>
+        <w:t xml:space="preserve"> </w:t>
+      </w:r>
+      <w:proofErr w:type="spellStart"/>
+      <w:r>
+        <w:rPr>
+          <w:b/>
+          <w:bCs/>
+          <w:highlight w:val="cyan"/>
+        </w:rPr>
+        <w:t>fx</w:t>
+      </w:r>
+      <w:proofErr w:type="spellEnd"/>
+      <w:r>
+        <w:rPr>
+          <w:b/>
+          <w:bCs/>
+        </w:rPr>
+        <w:t xml:space="preserve"> </w:t>
+      </w:r>
+    </w:p>
+    <w:p>
+      <w:pPr>
+        <w:rPr>
+          <w:u w:val="single"/>
+        </w:rPr>
+      </w:pPr>
+      <w:r>
+        <w:rPr>
+          <w:u w:val="single"/>
+        </w:rPr>
+        <w:t>Target generation:</w:t>
+      </w:r>
+    </w:p>
+    <w:p>
+      <w:r>
+        <w:t>PTV_TMLI = [((</w:t>
+      </w:r>
+      <w:proofErr w:type="spellStart"/>
+      <w:r>
+        <w:t>Bones_Trunk</w:t>
+      </w:r>
+      <w:proofErr w:type="spellEnd"/>
+      <w:r>
+        <w:t xml:space="preserve"> – </w:t>
+      </w:r>
+      <w:proofErr w:type="spellStart"/>
+      <w:r>
+        <w:t>Bone</w:t>
+      </w:r>
+      <w:r>
+        <w:t>s</w:t>
+      </w:r>
+      <w:r>
+        <w:t>_</w:t>
+      </w:r>
+      <w:r>
+        <w:t>Face</w:t>
+      </w:r>
+      <w:proofErr w:type="spellEnd"/>
+      <w:r>
+        <w:t xml:space="preserve">) + </w:t>
+      </w:r>
+      <w:proofErr w:type="spellStart"/>
+      <w:r>
+        <w:t>LymphNodes</w:t>
+      </w:r>
+      <w:proofErr w:type="spellEnd"/>
+      <w:r>
+        <w:t xml:space="preserve"> + </w:t>
+      </w:r>
+      <w:proofErr w:type="spellStart"/>
+      <w:r>
+        <w:t>SpinalCanal</w:t>
+      </w:r>
+      <w:proofErr w:type="spellEnd"/>
+      <w:r>
+        <w:t xml:space="preserve"> + Spleen) + 5mm] +</w:t>
+      </w:r>
+      <w:r>
+        <w:t xml:space="preserve"> [Rib + 7mm] +</w:t>
+      </w:r>
+      <w:r>
+        <w:t xml:space="preserve"> [(</w:t>
+      </w:r>
+      <w:proofErr w:type="spellStart"/>
+      <w:r>
+        <w:t>Bones_Extrem</w:t>
+      </w:r>
+      <w:proofErr w:type="spellEnd"/>
+      <w:r>
+        <w:t>) + 1cm] – [Lungs</w:t>
+      </w:r>
+      <w:r>
+        <w:t>+3mm</w:t>
+      </w:r>
+      <w:r>
+        <w:t xml:space="preserve">] – [Kidneys +3mm] – </w:t>
+      </w:r>
+      <w:r>
+        <w:t xml:space="preserve">[Heart+3mm] - </w:t>
+      </w:r>
+      <w:r>
+        <w:t>[</w:t>
+      </w:r>
+      <w:r>
+        <w:t>Eyes</w:t>
+      </w:r>
+      <w:r>
+        <w:t>+3mm]</w:t>
+      </w:r>
+      <w:r>
+        <w:t xml:space="preserve"> – [Thyroid+3mm] – [Ovaries/Testes+2cm]</w:t>
+      </w:r>
+      <w:r>
+        <w:t xml:space="preserve"> cropped 3mm from skin</w:t>
       </w:r>
     </w:p>
     <w:p/>
     <w:p>
-      <w:pPr>
-        <w:rPr>
-          <w:b/>
-          <w:bCs/>
-        </w:rPr>
-      </w:pPr>
-      <w:r>
-        <w:rPr>
-          <w:b/>
-          <w:bCs/>
-        </w:rPr>
-        <w:t xml:space="preserve">Prescription: </w:t>
-      </w:r>
-      <w:r>
-        <w:rPr>
-          <w:b/>
-          <w:bCs/>
-        </w:rPr>
-        <w:t>20</w:t>
-      </w:r>
-      <w:r>
-        <w:rPr>
-          <w:b/>
-          <w:bCs/>
-        </w:rPr>
-        <w:t xml:space="preserve"> </w:t>
-      </w:r>
-      <w:proofErr w:type="spellStart"/>
-      <w:r>
-        <w:rPr>
-          <w:b/>
-          <w:bCs/>
-        </w:rPr>
-        <w:t>Gy</w:t>
-      </w:r>
-      <w:proofErr w:type="spellEnd"/>
-      <w:r>
-        <w:rPr>
-          <w:b/>
-          <w:bCs/>
-        </w:rPr>
-        <w:t xml:space="preserve"> in </w:t>
-      </w:r>
-      <w:r>
-        <w:rPr>
-          <w:b/>
-          <w:bCs/>
-        </w:rPr>
-        <w:t>10</w:t>
-      </w:r>
-      <w:r>
-        <w:rPr>
-          <w:b/>
-          <w:bCs/>
-        </w:rPr>
-        <w:t xml:space="preserve"> </w:t>
-      </w:r>
-      <w:proofErr w:type="spellStart"/>
-      <w:r>
-        <w:rPr>
-          <w:b/>
-          <w:bCs/>
-        </w:rPr>
-        <w:t>fx</w:t>
-      </w:r>
-      <w:proofErr w:type="spellEnd"/>
-      <w:r>
-        <w:rPr>
-          <w:b/>
-          <w:bCs/>
-        </w:rPr>
-        <w:t xml:space="preserve"> </w:t>
-      </w:r>
-      <w:r>
-        <w:rPr>
-          <w:b/>
-          <w:bCs/>
-        </w:rPr>
-        <w:t xml:space="preserve">(12 </w:t>
-      </w:r>
-      <w:proofErr w:type="spellStart"/>
-      <w:r>
-        <w:rPr>
-          <w:b/>
-          <w:bCs/>
-        </w:rPr>
-        <w:t>Gy</w:t>
-      </w:r>
-      <w:proofErr w:type="spellEnd"/>
-      <w:r>
-        <w:rPr>
-          <w:b/>
-          <w:bCs/>
-        </w:rPr>
-        <w:t xml:space="preserve"> to liver and brain only)</w:t>
-      </w:r>
-    </w:p>
-    <w:p>
-      <w:r>
-        <w:t>PTV_TMLI = [((</w:t>
-      </w:r>
-      <w:proofErr w:type="spellStart"/>
-      <w:r>
-        <w:t>Bones_Body</w:t>
-      </w:r>
-      <w:proofErr w:type="spellEnd"/>
-      <w:r>
-        <w:t xml:space="preserve"> – Mandible) + </w:t>
-      </w:r>
-      <w:proofErr w:type="spellStart"/>
-      <w:r>
-        <w:t>LymphNodes</w:t>
-      </w:r>
-      <w:proofErr w:type="spellEnd"/>
-      <w:r>
-        <w:t xml:space="preserve"> + </w:t>
-      </w:r>
-      <w:proofErr w:type="spellStart"/>
-      <w:r>
-        <w:t>SpinalCanal</w:t>
-      </w:r>
-      <w:proofErr w:type="spellEnd"/>
-      <w:r>
-        <w:t xml:space="preserve"> + Spleen) + 5mm all around] + [(</w:t>
-      </w:r>
-      <w:proofErr w:type="spellStart"/>
-      <w:r>
-        <w:t>Bones_Extrem</w:t>
-      </w:r>
-      <w:proofErr w:type="spellEnd"/>
-      <w:r>
-        <w:t>) + 1cm all around] – [Lungs +5mm all around] – [Kidneys +5mm all around] – [Esophagus+5mm]</w:t>
-      </w:r>
-    </w:p>
-    <w:p>
-      <w:r>
-        <w:t>PTV_1200 = [Brain + Liver] + 5mm all around</w:t>
-      </w:r>
-    </w:p>
-    <w:p/>
-    <w:p/>
-    <w:p>
-      <w:r>
-        <w:t>PTV_TMLI = [((</w:t>
-      </w:r>
-      <w:proofErr w:type="spellStart"/>
-      <w:r>
-        <w:t>Bones_Body</w:t>
-      </w:r>
-      <w:proofErr w:type="spellEnd"/>
-      <w:r>
-        <w:t xml:space="preserve"> – Mandible) + </w:t>
-      </w:r>
-      <w:proofErr w:type="spellStart"/>
-      <w:r>
-        <w:t>LymphNodes</w:t>
-      </w:r>
-      <w:proofErr w:type="spellEnd"/>
-      <w:r>
-        <w:t xml:space="preserve"> + </w:t>
-      </w:r>
-      <w:proofErr w:type="spellStart"/>
-      <w:r>
-        <w:t>SpinalCanal</w:t>
-      </w:r>
-      <w:proofErr w:type="spellEnd"/>
-      <w:r>
-        <w:t xml:space="preserve"> + Spleen + Brain + Liver + Testes) + 5mm all around] + [(</w:t>
-      </w:r>
-      <w:proofErr w:type="spellStart"/>
-      <w:r>
-        <w:t>Bones_Extrem</w:t>
-      </w:r>
-      <w:proofErr w:type="spellEnd"/>
-      <w:r>
-        <w:t>) + 1cm all around] – [Lungs +5mm all around] – [Kidneys +5mm all around] – [Esophagus+5mm]</w:t>
-      </w:r>
+      <w:r>
+        <w:t>Nested structures:</w:t>
+      </w:r>
+    </w:p>
+    <w:p>
+      <w:r>
+        <w:t>Lungs</w:t>
+      </w:r>
+      <w:r>
+        <w:t>-1cm/-2cm</w:t>
+      </w:r>
+      <w:r>
+        <w:t>, kidneys</w:t>
+      </w:r>
+      <w:r>
+        <w:t>-1cm</w:t>
+      </w:r>
+      <w:r>
+        <w:t>, liver</w:t>
+      </w:r>
+      <w:r>
+        <w:t>-1cm/-2cm</w:t>
+      </w:r>
+      <w:r>
+        <w:t>, brain</w:t>
+      </w:r>
+      <w:r>
+        <w:t>-1cm/-2cm</w:t>
+      </w:r>
+      <w:r>
+        <w:t>, heart</w:t>
+      </w:r>
+      <w:r>
+        <w:t>-1cm/2cm</w:t>
+      </w:r>
+      <w:r>
+        <w:t>, testes</w:t>
+      </w:r>
+      <w:r>
+        <w:t>-1cm</w:t>
+      </w:r>
+    </w:p>
+    <w:p>
+      <w:r>
+        <w:t xml:space="preserve">TS_Ring_6Gy (1.5cm thick, 1.5cm from PTV_TMLI) ask for 50% of Rx as </w:t>
+      </w:r>
+      <w:proofErr w:type="spellStart"/>
+      <w:r>
+        <w:t>Dmax</w:t>
+      </w:r>
+      <w:proofErr w:type="spellEnd"/>
     </w:p>
     <w:p/>
     <w:p>
@@ -428,7 +527,10 @@
       </w:pPr>
       <w:proofErr w:type="spellStart"/>
       <w:r>
-        <w:t>Globe_R</w:t>
+        <w:t>Eye</w:t>
+      </w:r>
+      <w:r>
+        <w:t>_R</w:t>
       </w:r>
       <w:proofErr w:type="spellEnd"/>
       <w:r>
@@ -442,7 +544,10 @@
       </w:pPr>
       <w:proofErr w:type="spellStart"/>
       <w:r>
-        <w:t>Globe_L</w:t>
+        <w:t>Eye</w:t>
+      </w:r>
+      <w:r>
+        <w:t>_L</w:t>
       </w:r>
       <w:proofErr w:type="spellEnd"/>
     </w:p>
@@ -497,65 +602,91 @@
       </w:pPr>
       <w:proofErr w:type="spellStart"/>
       <w:r>
-        <w:t>Submand_R</w:t>
-      </w:r>
-      <w:proofErr w:type="spellEnd"/>
-    </w:p>
-    <w:p>
-      <w:pPr>
-        <w:spacing w:line="240" w:lineRule="auto"/>
-        <w:contextualSpacing/>
-      </w:pPr>
-      <w:proofErr w:type="spellStart"/>
-      <w:r>
-        <w:t>Submand_L</w:t>
-      </w:r>
-      <w:proofErr w:type="spellEnd"/>
-    </w:p>
-    <w:p>
-      <w:pPr>
-        <w:spacing w:line="240" w:lineRule="auto"/>
-        <w:contextualSpacing/>
-      </w:pPr>
-      <w:proofErr w:type="spellStart"/>
-      <w:r>
-        <w:t>Oral_Cavity</w:t>
-      </w:r>
-      <w:proofErr w:type="spellEnd"/>
-    </w:p>
-    <w:p>
-      <w:pPr>
-        <w:spacing w:line="240" w:lineRule="auto"/>
-        <w:contextualSpacing/>
-      </w:pPr>
-      <w:proofErr w:type="spellStart"/>
-      <w:r>
-        <w:t>Optic_Nerve_R</w:t>
-      </w:r>
-      <w:proofErr w:type="spellEnd"/>
-    </w:p>
-    <w:p>
-      <w:pPr>
-        <w:spacing w:line="240" w:lineRule="auto"/>
-        <w:contextualSpacing/>
-      </w:pPr>
-      <w:proofErr w:type="spellStart"/>
-      <w:r>
-        <w:t>Optic_Nerve_</w:t>
-      </w:r>
-      <w:r>
-        <w:t>L</w:t>
-      </w:r>
-      <w:proofErr w:type="spellEnd"/>
-    </w:p>
-    <w:p>
-      <w:pPr>
-        <w:spacing w:line="240" w:lineRule="auto"/>
-        <w:contextualSpacing/>
-      </w:pPr>
+        <w:t>Glnd_submand</w:t>
+      </w:r>
+      <w:r>
+        <w:t>_R</w:t>
+      </w:r>
+      <w:proofErr w:type="spellEnd"/>
+    </w:p>
+    <w:p>
+      <w:pPr>
+        <w:spacing w:line="240" w:lineRule="auto"/>
+        <w:contextualSpacing/>
+      </w:pPr>
+      <w:proofErr w:type="spellStart"/>
+      <w:r>
+        <w:t>Glnd_submand</w:t>
+      </w:r>
+      <w:proofErr w:type="spellEnd"/>
+      <w:r>
+        <w:t xml:space="preserve"> </w:t>
+      </w:r>
+      <w:r>
+        <w:t>_L</w:t>
+      </w:r>
+    </w:p>
+    <w:p>
+      <w:pPr>
+        <w:spacing w:line="240" w:lineRule="auto"/>
+        <w:contextualSpacing/>
+      </w:pPr>
+      <w:proofErr w:type="spellStart"/>
+      <w:r>
+        <w:t>Cavity</w:t>
+      </w:r>
+      <w:r>
+        <w:t>_Oral</w:t>
+      </w:r>
+      <w:proofErr w:type="spellEnd"/>
+    </w:p>
+    <w:p>
+      <w:pPr>
+        <w:spacing w:line="240" w:lineRule="auto"/>
+        <w:contextualSpacing/>
+      </w:pPr>
+      <w:proofErr w:type="spellStart"/>
+      <w:r>
+        <w:t>OpticN</w:t>
+      </w:r>
+      <w:r>
+        <w:t>rv</w:t>
+      </w:r>
+      <w:r>
+        <w:t>_R</w:t>
+      </w:r>
+      <w:proofErr w:type="spellEnd"/>
+    </w:p>
+    <w:p>
+      <w:pPr>
+        <w:spacing w:line="240" w:lineRule="auto"/>
+        <w:contextualSpacing/>
+      </w:pPr>
+      <w:proofErr w:type="spellStart"/>
+      <w:r>
+        <w:t>OpticN</w:t>
+      </w:r>
+      <w:r>
+        <w:t>rv</w:t>
+      </w:r>
+      <w:r>
+        <w:t>_L</w:t>
+      </w:r>
+      <w:proofErr w:type="spellEnd"/>
+    </w:p>
+    <w:p>
+      <w:pPr>
+        <w:spacing w:line="240" w:lineRule="auto"/>
+        <w:contextualSpacing/>
+      </w:pPr>
+      <w:proofErr w:type="spellStart"/>
+      <w:r>
+        <w:t>Optic</w:t>
+      </w:r>
       <w:r>
         <w:t>Chiasm</w:t>
       </w:r>
+      <w:proofErr w:type="spellEnd"/>
     </w:p>
     <w:p>
       <w:pPr>
@@ -659,13 +790,7 @@
         <w:rPr>
           <w:highlight w:val="yellow"/>
         </w:rPr>
-        <w:t xml:space="preserve"> - </w:t>
-      </w:r>
-      <w:r>
-        <w:rPr>
-          <w:highlight w:val="yellow"/>
-        </w:rPr>
-        <w:t>Limbus</w:t>
+        <w:t xml:space="preserve"> - Limbus</w:t>
       </w:r>
     </w:p>
     <w:p>
@@ -702,161 +827,277 @@
         <w:rPr>
           <w:highlight w:val="yellow"/>
         </w:rPr>
+        <w:t>Bladder</w:t>
+      </w:r>
+      <w:r>
+        <w:rPr>
+          <w:highlight w:val="yellow"/>
+        </w:rPr>
+        <w:t xml:space="preserve"> - Limbus</w:t>
+      </w:r>
+    </w:p>
+    <w:p>
+      <w:pPr>
+        <w:spacing w:line="240" w:lineRule="auto"/>
+        <w:contextualSpacing/>
+      </w:pPr>
+      <w:r>
+        <w:rPr>
+          <w:highlight w:val="yellow"/>
+        </w:rPr>
+        <w:t>Rectum</w:t>
+      </w:r>
+      <w:r>
+        <w:rPr>
+          <w:highlight w:val="yellow"/>
+        </w:rPr>
+        <w:t xml:space="preserve"> - Limbus</w:t>
+      </w:r>
+    </w:p>
+    <w:p>
+      <w:pPr>
+        <w:spacing w:line="240" w:lineRule="auto"/>
+        <w:contextualSpacing/>
+        <w:rPr>
+          <w:highlight w:val="yellow"/>
+        </w:rPr>
+      </w:pPr>
+      <w:proofErr w:type="spellStart"/>
+      <w:r>
+        <w:rPr>
+          <w:highlight w:val="yellow"/>
+        </w:rPr>
+        <w:t>Breast_R</w:t>
+      </w:r>
+      <w:proofErr w:type="spellEnd"/>
+      <w:r>
+        <w:rPr>
+          <w:highlight w:val="yellow"/>
+        </w:rPr>
+        <w:t xml:space="preserve"> - Limbus</w:t>
+      </w:r>
+    </w:p>
+    <w:p>
+      <w:pPr>
+        <w:spacing w:line="240" w:lineRule="auto"/>
+        <w:contextualSpacing/>
+        <w:rPr>
+          <w:highlight w:val="yellow"/>
+        </w:rPr>
+      </w:pPr>
+      <w:proofErr w:type="spellStart"/>
+      <w:r>
+        <w:rPr>
+          <w:highlight w:val="yellow"/>
+        </w:rPr>
+        <w:t>Breast_L</w:t>
+      </w:r>
+      <w:proofErr w:type="spellEnd"/>
+      <w:r>
+        <w:rPr>
+          <w:highlight w:val="yellow"/>
+        </w:rPr>
+        <w:t xml:space="preserve"> - Limbus</w:t>
+      </w:r>
+    </w:p>
+    <w:p>
+      <w:pPr>
+        <w:spacing w:line="240" w:lineRule="auto"/>
+        <w:contextualSpacing/>
+        <w:rPr>
+          <w:highlight w:val="cyan"/>
+        </w:rPr>
+      </w:pPr>
+      <w:proofErr w:type="spellStart"/>
+      <w:r>
+        <w:rPr>
+          <w:highlight w:val="cyan"/>
+        </w:rPr>
+        <w:t>Ovary_R</w:t>
+      </w:r>
+      <w:proofErr w:type="spellEnd"/>
+    </w:p>
+    <w:p>
+      <w:pPr>
+        <w:spacing w:line="240" w:lineRule="auto"/>
+        <w:contextualSpacing/>
+      </w:pPr>
+      <w:proofErr w:type="spellStart"/>
+      <w:r>
+        <w:rPr>
+          <w:highlight w:val="cyan"/>
+        </w:rPr>
+        <w:t>Ovary_L</w:t>
+      </w:r>
+      <w:proofErr w:type="spellEnd"/>
+    </w:p>
+    <w:p>
+      <w:pPr>
+        <w:spacing w:line="240" w:lineRule="auto"/>
+        <w:contextualSpacing/>
+        <w:rPr>
+          <w:highlight w:val="yellow"/>
+        </w:rPr>
+      </w:pPr>
+      <w:proofErr w:type="spellStart"/>
+      <w:r>
+        <w:rPr>
+          <w:highlight w:val="yellow"/>
+        </w:rPr>
+        <w:t>Uterus</w:t>
+      </w:r>
+      <w:r>
+        <w:rPr>
+          <w:highlight w:val="yellow"/>
+        </w:rPr>
+        <w:t>_Cervix</w:t>
+      </w:r>
+      <w:proofErr w:type="spellEnd"/>
+      <w:r>
+        <w:rPr>
+          <w:highlight w:val="yellow"/>
+        </w:rPr>
+        <w:t xml:space="preserve"> - Limbus</w:t>
+      </w:r>
+    </w:p>
+    <w:p>
+      <w:pPr>
+        <w:spacing w:line="240" w:lineRule="auto"/>
+        <w:contextualSpacing/>
+      </w:pPr>
+      <w:r>
+        <w:rPr>
+          <w:highlight w:val="cyan"/>
+        </w:rPr>
+        <w:t>Testes</w:t>
+      </w:r>
+      <w:r>
+        <w:rPr>
+          <w:highlight w:val="cyan"/>
+        </w:rPr>
+        <w:t xml:space="preserve"> </w:t>
+      </w:r>
+    </w:p>
+    <w:p>
+      <w:pPr>
+        <w:spacing w:line="240" w:lineRule="auto"/>
+        <w:contextualSpacing/>
+      </w:pPr>
+      <w:r>
         <w:lastRenderedPageBreak/>
-        <w:t>Bladder</w:t>
-      </w:r>
-      <w:r>
-        <w:rPr>
-          <w:highlight w:val="yellow"/>
-        </w:rPr>
-        <w:t xml:space="preserve"> - </w:t>
-      </w:r>
-      <w:r>
-        <w:rPr>
-          <w:highlight w:val="yellow"/>
-        </w:rPr>
-        <w:t>Limbus</w:t>
-      </w:r>
-    </w:p>
-    <w:p>
-      <w:pPr>
-        <w:spacing w:line="240" w:lineRule="auto"/>
-        <w:contextualSpacing/>
-      </w:pPr>
-      <w:r>
-        <w:rPr>
-          <w:highlight w:val="yellow"/>
-        </w:rPr>
-        <w:t>Rectum</w:t>
-      </w:r>
-      <w:r>
-        <w:rPr>
-          <w:highlight w:val="yellow"/>
-        </w:rPr>
-        <w:t xml:space="preserve"> - </w:t>
-      </w:r>
-      <w:r>
-        <w:rPr>
-          <w:highlight w:val="yellow"/>
-        </w:rPr>
-        <w:t>Limbus</w:t>
-      </w:r>
-    </w:p>
-    <w:p>
-      <w:pPr>
-        <w:spacing w:line="240" w:lineRule="auto"/>
-        <w:contextualSpacing/>
-        <w:rPr>
-          <w:highlight w:val="yellow"/>
-        </w:rPr>
-      </w:pPr>
-      <w:proofErr w:type="spellStart"/>
-      <w:r>
-        <w:rPr>
-          <w:highlight w:val="yellow"/>
-        </w:rPr>
-        <w:t>Breast_R</w:t>
-      </w:r>
-      <w:proofErr w:type="spellEnd"/>
-      <w:r>
-        <w:rPr>
-          <w:highlight w:val="yellow"/>
-        </w:rPr>
-        <w:t xml:space="preserve"> - </w:t>
-      </w:r>
-      <w:r>
-        <w:rPr>
-          <w:highlight w:val="yellow"/>
-        </w:rPr>
-        <w:t>Limbus</w:t>
-      </w:r>
-    </w:p>
-    <w:p>
-      <w:pPr>
-        <w:spacing w:line="240" w:lineRule="auto"/>
-        <w:contextualSpacing/>
-        <w:rPr>
-          <w:highlight w:val="yellow"/>
-        </w:rPr>
-      </w:pPr>
-      <w:proofErr w:type="spellStart"/>
-      <w:r>
-        <w:rPr>
-          <w:highlight w:val="yellow"/>
-        </w:rPr>
-        <w:t>Breast_L</w:t>
-      </w:r>
-      <w:proofErr w:type="spellEnd"/>
-      <w:r>
-        <w:rPr>
-          <w:highlight w:val="yellow"/>
-        </w:rPr>
-        <w:t xml:space="preserve"> - </w:t>
-      </w:r>
-      <w:r>
-        <w:rPr>
-          <w:highlight w:val="yellow"/>
-        </w:rPr>
-        <w:t>Limbus</w:t>
-      </w:r>
-    </w:p>
-    <w:p>
-      <w:pPr>
-        <w:spacing w:line="240" w:lineRule="auto"/>
-        <w:contextualSpacing/>
-        <w:rPr>
-          <w:highlight w:val="cyan"/>
-        </w:rPr>
-      </w:pPr>
-      <w:proofErr w:type="spellStart"/>
-      <w:r>
-        <w:rPr>
-          <w:highlight w:val="cyan"/>
-        </w:rPr>
-        <w:t>Ovary_R</w:t>
-      </w:r>
-      <w:proofErr w:type="spellEnd"/>
-    </w:p>
-    <w:p>
-      <w:pPr>
-        <w:spacing w:line="240" w:lineRule="auto"/>
-        <w:contextualSpacing/>
-      </w:pPr>
-      <w:proofErr w:type="spellStart"/>
-      <w:r>
-        <w:rPr>
-          <w:highlight w:val="cyan"/>
-        </w:rPr>
-        <w:t>Ovary_L</w:t>
-      </w:r>
-      <w:proofErr w:type="spellEnd"/>
-    </w:p>
-    <w:p>
-      <w:pPr>
-        <w:spacing w:line="240" w:lineRule="auto"/>
-        <w:contextualSpacing/>
-        <w:rPr>
-          <w:highlight w:val="yellow"/>
-        </w:rPr>
-      </w:pPr>
-      <w:proofErr w:type="spellStart"/>
-      <w:r>
-        <w:rPr>
-          <w:highlight w:val="yellow"/>
-        </w:rPr>
-        <w:t>Uterus</w:t>
-      </w:r>
-      <w:r>
-        <w:rPr>
-          <w:highlight w:val="yellow"/>
-        </w:rPr>
-        <w:t>_Cervix</w:t>
-      </w:r>
-      <w:proofErr w:type="spellEnd"/>
-      <w:r>
-        <w:rPr>
-          <w:highlight w:val="yellow"/>
-        </w:rPr>
+        <w:t>Brain</w:t>
+      </w:r>
+    </w:p>
+    <w:p>
+      <w:pPr>
+        <w:spacing w:line="240" w:lineRule="auto"/>
+        <w:contextualSpacing/>
+      </w:pPr>
+      <w:proofErr w:type="spellStart"/>
+      <w:r>
+        <w:t>SpinalC</w:t>
+      </w:r>
+      <w:r>
+        <w:t>anal</w:t>
+      </w:r>
+      <w:proofErr w:type="spellEnd"/>
+    </w:p>
+    <w:p>
+      <w:pPr>
+        <w:spacing w:line="240" w:lineRule="auto"/>
+        <w:contextualSpacing/>
+        <w:rPr>
+          <w:highlight w:val="yellow"/>
+        </w:rPr>
+      </w:pPr>
+      <w:r>
+        <w:rPr>
+          <w:highlight w:val="yellow"/>
+        </w:rPr>
+        <w:t>Liver</w:t>
+      </w:r>
+      <w:r>
+        <w:rPr>
+          <w:highlight w:val="yellow"/>
+        </w:rPr>
+        <w:t xml:space="preserve"> – Limbus</w:t>
+      </w:r>
+    </w:p>
+    <w:p>
+      <w:pPr>
+        <w:spacing w:line="240" w:lineRule="auto"/>
+        <w:contextualSpacing/>
+      </w:pPr>
+      <w:r>
+        <w:rPr>
+          <w:highlight w:val="yellow"/>
+        </w:rPr>
+        <w:t>Spleen - Limbus</w:t>
+      </w:r>
+      <w:r>
+        <w:t xml:space="preserve"> </w:t>
+      </w:r>
+    </w:p>
+    <w:p>
+      <w:pPr>
+        <w:spacing w:line="240" w:lineRule="auto"/>
+        <w:contextualSpacing/>
+        <w:rPr>
+          <w:highlight w:val="cyan"/>
+        </w:rPr>
+      </w:pPr>
+      <w:proofErr w:type="spellStart"/>
+      <w:r>
+        <w:rPr>
+          <w:highlight w:val="cyan"/>
+        </w:rPr>
+        <w:t>LymphNodes</w:t>
+      </w:r>
+      <w:proofErr w:type="spellEnd"/>
+    </w:p>
+    <w:p>
+      <w:pPr>
+        <w:spacing w:line="240" w:lineRule="auto"/>
+        <w:contextualSpacing/>
+        <w:rPr>
+          <w:highlight w:val="cyan"/>
+        </w:rPr>
+      </w:pPr>
+      <w:proofErr w:type="spellStart"/>
+      <w:r>
+        <w:rPr>
+          <w:highlight w:val="cyan"/>
+        </w:rPr>
+        <w:t>Bones_</w:t>
+      </w:r>
+      <w:r>
+        <w:rPr>
+          <w:highlight w:val="cyan"/>
+        </w:rPr>
+        <w:t>Trunk</w:t>
+      </w:r>
+      <w:proofErr w:type="spellEnd"/>
+    </w:p>
+    <w:p>
+      <w:pPr>
+        <w:spacing w:line="240" w:lineRule="auto"/>
+        <w:contextualSpacing/>
+      </w:pPr>
+      <w:proofErr w:type="spellStart"/>
+      <w:r>
+        <w:rPr>
+          <w:highlight w:val="yellow"/>
+        </w:rPr>
+        <w:t>Bone_</w:t>
+      </w:r>
+      <w:r>
+        <w:rPr>
+          <w:highlight w:val="yellow"/>
+        </w:rPr>
+        <w:t>Mandible</w:t>
+      </w:r>
+      <w:proofErr w:type="spellEnd"/>
+      <w:r>
         <w:t xml:space="preserve"> - Limbus</w:t>
       </w:r>
     </w:p>
@@ -865,143 +1106,18 @@
         <w:spacing w:line="240" w:lineRule="auto"/>
         <w:contextualSpacing/>
       </w:pPr>
-      <w:r>
-        <w:rPr>
-          <w:highlight w:val="cyan"/>
-        </w:rPr>
-        <w:t>Testes</w:t>
-      </w:r>
-      <w:r>
-        <w:rPr>
-          <w:highlight w:val="cyan"/>
-        </w:rPr>
-        <w:t xml:space="preserve"> </w:t>
-      </w:r>
-    </w:p>
-    <w:p>
-      <w:pPr>
-        <w:spacing w:line="240" w:lineRule="auto"/>
-        <w:contextualSpacing/>
-      </w:pPr>
-      <w:r>
-        <w:t>Brain</w:t>
-      </w:r>
-    </w:p>
-    <w:p>
-      <w:pPr>
-        <w:spacing w:line="240" w:lineRule="auto"/>
-        <w:contextualSpacing/>
-      </w:pPr>
-      <w:proofErr w:type="spellStart"/>
-      <w:r>
-        <w:t>SpinalCanal</w:t>
-      </w:r>
-      <w:proofErr w:type="spellEnd"/>
-    </w:p>
-    <w:p>
-      <w:pPr>
-        <w:spacing w:line="240" w:lineRule="auto"/>
-        <w:contextualSpacing/>
-        <w:rPr>
-          <w:highlight w:val="yellow"/>
-        </w:rPr>
-      </w:pPr>
-      <w:r>
-        <w:rPr>
-          <w:highlight w:val="yellow"/>
-        </w:rPr>
-        <w:t>Liver</w:t>
-      </w:r>
-      <w:r>
-        <w:rPr>
-          <w:highlight w:val="yellow"/>
-        </w:rPr>
-        <w:t xml:space="preserve"> – Limbus</w:t>
-      </w:r>
-    </w:p>
-    <w:p>
-      <w:pPr>
-        <w:spacing w:line="240" w:lineRule="auto"/>
-        <w:contextualSpacing/>
-      </w:pPr>
-      <w:r>
-        <w:rPr>
-          <w:highlight w:val="yellow"/>
-        </w:rPr>
-        <w:t>Spleen - Limbus</w:t>
-      </w:r>
-      <w:r>
-        <w:t xml:space="preserve"> </w:t>
-      </w:r>
-    </w:p>
-    <w:p>
-      <w:pPr>
-        <w:spacing w:line="240" w:lineRule="auto"/>
-        <w:contextualSpacing/>
-        <w:rPr>
-          <w:highlight w:val="cyan"/>
-        </w:rPr>
-      </w:pPr>
-      <w:proofErr w:type="spellStart"/>
-      <w:r>
-        <w:rPr>
-          <w:highlight w:val="cyan"/>
-        </w:rPr>
-        <w:t>LymphNodes</w:t>
-      </w:r>
-      <w:proofErr w:type="spellEnd"/>
-    </w:p>
-    <w:p>
-      <w:pPr>
-        <w:spacing w:line="240" w:lineRule="auto"/>
-        <w:contextualSpacing/>
-        <w:rPr>
-          <w:highlight w:val="cyan"/>
-        </w:rPr>
-      </w:pPr>
-      <w:proofErr w:type="spellStart"/>
-      <w:r>
-        <w:rPr>
-          <w:highlight w:val="cyan"/>
-        </w:rPr>
-        <w:t>Bones_Body</w:t>
-      </w:r>
-      <w:proofErr w:type="spellEnd"/>
-    </w:p>
-    <w:p>
-      <w:pPr>
-        <w:spacing w:line="240" w:lineRule="auto"/>
-        <w:contextualSpacing/>
-      </w:pPr>
-      <w:proofErr w:type="spellStart"/>
-      <w:r>
-        <w:rPr>
-          <w:highlight w:val="yellow"/>
-        </w:rPr>
-        <w:t>Bone_</w:t>
-      </w:r>
-      <w:r>
-        <w:rPr>
-          <w:highlight w:val="yellow"/>
-        </w:rPr>
-        <w:t>Mandible</w:t>
-      </w:r>
-      <w:proofErr w:type="spellEnd"/>
-      <w:r>
-        <w:t xml:space="preserve"> - Limbus</w:t>
-      </w:r>
-    </w:p>
-    <w:p>
-      <w:pPr>
-        <w:spacing w:line="240" w:lineRule="auto"/>
-        <w:contextualSpacing/>
-      </w:pPr>
       <w:proofErr w:type="spellStart"/>
       <w:r>
         <w:rPr>
           <w:highlight w:val="cyan"/>
         </w:rPr>
         <w:t>Bones_Extr</w:t>
+      </w:r>
+      <w:r>
+        <w:rPr>
+          <w:highlight w:val="cyan"/>
+        </w:rPr>
+        <w:t>em</w:t>
       </w:r>
       <w:proofErr w:type="spellEnd"/>
     </w:p>
@@ -1071,6 +1187,186 @@
         </w:drawing>
       </w:r>
     </w:p>
+    <w:p/>
+    <w:p/>
+    <w:p>
+      <w:r>
+        <w:t>To be looked at later:</w:t>
+      </w:r>
+    </w:p>
+    <w:p/>
+    <w:p>
+      <w:pPr>
+        <w:rPr>
+          <w:b/>
+          <w:bCs/>
+        </w:rPr>
+      </w:pPr>
+      <w:r>
+        <w:rPr>
+          <w:b/>
+          <w:bCs/>
+        </w:rPr>
+        <w:t xml:space="preserve">Prescription: 20 </w:t>
+      </w:r>
+      <w:proofErr w:type="spellStart"/>
+      <w:r>
+        <w:rPr>
+          <w:b/>
+          <w:bCs/>
+        </w:rPr>
+        <w:t>Gy</w:t>
+      </w:r>
+      <w:proofErr w:type="spellEnd"/>
+      <w:r>
+        <w:rPr>
+          <w:b/>
+          <w:bCs/>
+        </w:rPr>
+        <w:t xml:space="preserve"> in </w:t>
+      </w:r>
+      <w:r>
+        <w:rPr>
+          <w:b/>
+          <w:bCs/>
+        </w:rPr>
+        <w:t>10</w:t>
+      </w:r>
+      <w:r>
+        <w:rPr>
+          <w:b/>
+          <w:bCs/>
+        </w:rPr>
+        <w:t xml:space="preserve"> </w:t>
+      </w:r>
+      <w:proofErr w:type="spellStart"/>
+      <w:r>
+        <w:rPr>
+          <w:b/>
+          <w:bCs/>
+        </w:rPr>
+        <w:t>fx</w:t>
+      </w:r>
+      <w:proofErr w:type="spellEnd"/>
+      <w:r>
+        <w:rPr>
+          <w:b/>
+          <w:bCs/>
+        </w:rPr>
+        <w:t xml:space="preserve"> (12 </w:t>
+      </w:r>
+      <w:proofErr w:type="spellStart"/>
+      <w:r>
+        <w:rPr>
+          <w:b/>
+          <w:bCs/>
+        </w:rPr>
+        <w:t>Gy</w:t>
+      </w:r>
+      <w:proofErr w:type="spellEnd"/>
+      <w:r>
+        <w:rPr>
+          <w:b/>
+          <w:bCs/>
+        </w:rPr>
+        <w:t xml:space="preserve"> to liver and brain only)</w:t>
+      </w:r>
+    </w:p>
+    <w:p>
+      <w:r>
+        <w:t>PTV_TMLI_20 = [((</w:t>
+      </w:r>
+      <w:proofErr w:type="spellStart"/>
+      <w:r>
+        <w:t>Bones_Trunk</w:t>
+      </w:r>
+      <w:proofErr w:type="spellEnd"/>
+      <w:r>
+        <w:t xml:space="preserve"> – </w:t>
+      </w:r>
+      <w:proofErr w:type="spellStart"/>
+      <w:r>
+        <w:t>Bones_Face</w:t>
+      </w:r>
+      <w:proofErr w:type="spellEnd"/>
+      <w:r>
+        <w:t xml:space="preserve">) + </w:t>
+      </w:r>
+      <w:proofErr w:type="spellStart"/>
+      <w:r>
+        <w:t>LymphNodes</w:t>
+      </w:r>
+      <w:proofErr w:type="spellEnd"/>
+      <w:r>
+        <w:t xml:space="preserve"> + </w:t>
+      </w:r>
+      <w:proofErr w:type="spellStart"/>
+      <w:r>
+        <w:t>SpinalCanal</w:t>
+      </w:r>
+      <w:proofErr w:type="spellEnd"/>
+      <w:r>
+        <w:t xml:space="preserve"> + Spleen) + 5mm] + [(</w:t>
+      </w:r>
+      <w:proofErr w:type="spellStart"/>
+      <w:r>
+        <w:t>Bones_Extrem</w:t>
+      </w:r>
+      <w:proofErr w:type="spellEnd"/>
+      <w:r>
+        <w:t>) + 1cm] – [Lungs +5mm] – [Kidneys +5mm] – [Esophagus+5mm]</w:t>
+      </w:r>
+    </w:p>
+    <w:p>
+      <w:r>
+        <w:t>PTV_TMLI_12 = [Brain + Liver] + 5mm</w:t>
+      </w:r>
+    </w:p>
+    <w:p/>
+    <w:p>
+      <w:r>
+        <w:t>Other regimens</w:t>
+      </w:r>
+    </w:p>
+    <w:p>
+      <w:r>
+        <w:lastRenderedPageBreak/>
+        <w:t>PTV_TMLI = [((</w:t>
+      </w:r>
+      <w:proofErr w:type="spellStart"/>
+      <w:r>
+        <w:t>Bones_Body</w:t>
+      </w:r>
+      <w:proofErr w:type="spellEnd"/>
+      <w:r>
+        <w:t xml:space="preserve"> – Mandible) + </w:t>
+      </w:r>
+      <w:proofErr w:type="spellStart"/>
+      <w:r>
+        <w:t>LymphNodes</w:t>
+      </w:r>
+      <w:proofErr w:type="spellEnd"/>
+      <w:r>
+        <w:t xml:space="preserve"> + </w:t>
+      </w:r>
+      <w:proofErr w:type="spellStart"/>
+      <w:r>
+        <w:t>SpinalCanal</w:t>
+      </w:r>
+      <w:proofErr w:type="spellEnd"/>
+      <w:r>
+        <w:t xml:space="preserve"> + Spleen + Brain + Liver + Testes) + 5mm all around] + [(</w:t>
+      </w:r>
+      <w:proofErr w:type="spellStart"/>
+      <w:r>
+        <w:t>Bones_Extrem</w:t>
+      </w:r>
+      <w:proofErr w:type="spellEnd"/>
+      <w:r>
+        <w:t>) + 1cm all around] – [Lungs +5mm all around] – [Kidneys +5mm all around] – [Esophagus+5mm]</w:t>
+      </w:r>
+    </w:p>
+    <w:p/>
     <w:sectPr>
       <w:type w:val="continuous"/>
       <w:pgSz w:w="12240" w:h="15840"/>

--- a/Planning Instructions for VMAT TMLI.docx
+++ b/Planning Instructions for VMAT TMLI.docx
@@ -54,6 +54,382 @@
           <w:szCs w:val="24"/>
         </w:rPr>
       </w:pPr>
+      <w:r>
+        <w:rPr>
+          <w:rFonts w:ascii="Calibri" w:eastAsia="Times New Roman" w:hAnsi="Calibri" w:cs="Times New Roman"/>
+          <w:color w:val="000000"/>
+          <w:sz w:val="24"/>
+          <w:szCs w:val="24"/>
+        </w:rPr>
+        <w:t>Possible treatment cohorts for TMLI:</w:t>
+      </w:r>
+    </w:p>
+    <w:p>
+      <w:pPr>
+        <w:pStyle w:val="ListParagraph"/>
+        <w:numPr>
+          <w:ilvl w:val="0"/>
+          <w:numId w:val="4"/>
+        </w:numPr>
+        <w:shd w:val="clear" w:color="auto" w:fill="FFFFFF"/>
+        <w:spacing w:before="100" w:beforeAutospacing="1" w:after="100" w:afterAutospacing="1" w:line="240" w:lineRule="auto"/>
+        <w:rPr>
+          <w:rFonts w:ascii="Calibri" w:eastAsia="Times New Roman" w:hAnsi="Calibri" w:cs="Times New Roman"/>
+          <w:color w:val="000000"/>
+          <w:sz w:val="24"/>
+          <w:szCs w:val="24"/>
+        </w:rPr>
+      </w:pPr>
+      <w:r>
+        <w:rPr>
+          <w:rFonts w:ascii="Calibri" w:eastAsia="Times New Roman" w:hAnsi="Calibri" w:cs="Times New Roman"/>
+          <w:color w:val="000000"/>
+          <w:sz w:val="24"/>
+          <w:szCs w:val="24"/>
+        </w:rPr>
+        <w:t>Pediatric patients non-malignant 2Gy TMLI (do we need a trial)?</w:t>
+      </w:r>
+    </w:p>
+    <w:p>
+      <w:pPr>
+        <w:pStyle w:val="ListParagraph"/>
+        <w:numPr>
+          <w:ilvl w:val="0"/>
+          <w:numId w:val="4"/>
+        </w:numPr>
+        <w:shd w:val="clear" w:color="auto" w:fill="FFFFFF"/>
+        <w:spacing w:before="100" w:beforeAutospacing="1" w:after="100" w:afterAutospacing="1" w:line="240" w:lineRule="auto"/>
+        <w:rPr>
+          <w:rFonts w:ascii="Calibri" w:eastAsia="Times New Roman" w:hAnsi="Calibri" w:cs="Times New Roman"/>
+          <w:color w:val="000000"/>
+          <w:sz w:val="24"/>
+          <w:szCs w:val="24"/>
+        </w:rPr>
+      </w:pPr>
+      <w:r>
+        <w:rPr>
+          <w:rFonts w:ascii="Calibri" w:eastAsia="Times New Roman" w:hAnsi="Calibri" w:cs="Times New Roman"/>
+          <w:color w:val="000000"/>
+          <w:sz w:val="24"/>
+          <w:szCs w:val="24"/>
+        </w:rPr>
+        <w:t>Younger patients &lt; 60 yo with relapsed/refractory  acute leukemia (20 Gy TMLI + 12Gy brain, liver)</w:t>
+      </w:r>
+    </w:p>
+    <w:p>
+      <w:pPr>
+        <w:pStyle w:val="ListParagraph"/>
+        <w:numPr>
+          <w:ilvl w:val="0"/>
+          <w:numId w:val="4"/>
+        </w:numPr>
+        <w:shd w:val="clear" w:color="auto" w:fill="FFFFFF"/>
+        <w:spacing w:before="100" w:beforeAutospacing="1" w:after="100" w:afterAutospacing="1" w:line="240" w:lineRule="auto"/>
+        <w:rPr>
+          <w:rFonts w:ascii="Calibri" w:eastAsia="Times New Roman" w:hAnsi="Calibri" w:cs="Times New Roman"/>
+          <w:color w:val="000000"/>
+          <w:sz w:val="24"/>
+          <w:szCs w:val="24"/>
+        </w:rPr>
+      </w:pPr>
+      <w:r>
+        <w:rPr>
+          <w:rFonts w:ascii="Calibri" w:eastAsia="Times New Roman" w:hAnsi="Calibri" w:cs="Times New Roman"/>
+          <w:color w:val="000000"/>
+          <w:sz w:val="24"/>
+          <w:szCs w:val="24"/>
+        </w:rPr>
+        <w:t>&lt;3 y.o., TMLI</w:t>
+      </w:r>
+    </w:p>
+    <w:p>
+      <w:pPr>
+        <w:pStyle w:val="ListParagraph"/>
+        <w:numPr>
+          <w:ilvl w:val="0"/>
+          <w:numId w:val="4"/>
+        </w:numPr>
+        <w:shd w:val="clear" w:color="auto" w:fill="FFFFFF"/>
+        <w:spacing w:before="100" w:beforeAutospacing="1" w:after="100" w:afterAutospacing="1" w:line="240" w:lineRule="auto"/>
+        <w:rPr>
+          <w:rFonts w:ascii="Calibri" w:eastAsia="Times New Roman" w:hAnsi="Calibri" w:cs="Times New Roman"/>
+          <w:color w:val="000000"/>
+          <w:sz w:val="24"/>
+          <w:szCs w:val="24"/>
+        </w:rPr>
+      </w:pPr>
+      <w:r>
+        <w:rPr>
+          <w:rFonts w:ascii="Calibri" w:eastAsia="Times New Roman" w:hAnsi="Calibri" w:cs="Times New Roman"/>
+          <w:color w:val="000000"/>
+          <w:sz w:val="24"/>
+          <w:szCs w:val="24"/>
+        </w:rPr>
+        <w:t>&gt;60 y.o – 12 Gy TMLI</w:t>
+      </w:r>
+    </w:p>
+    <w:p>
+      <w:pPr>
+        <w:pStyle w:val="ListParagraph"/>
+        <w:numPr>
+          <w:ilvl w:val="0"/>
+          <w:numId w:val="4"/>
+        </w:numPr>
+        <w:shd w:val="clear" w:color="auto" w:fill="FFFFFF"/>
+        <w:spacing w:before="100" w:beforeAutospacing="1" w:after="100" w:afterAutospacing="1" w:line="240" w:lineRule="auto"/>
+        <w:rPr>
+          <w:rFonts w:ascii="Calibri" w:eastAsia="Times New Roman" w:hAnsi="Calibri" w:cs="Times New Roman"/>
+          <w:color w:val="000000"/>
+          <w:sz w:val="24"/>
+          <w:szCs w:val="24"/>
+        </w:rPr>
+      </w:pPr>
+      <w:r>
+        <w:rPr>
+          <w:rFonts w:ascii="Calibri" w:eastAsia="Times New Roman" w:hAnsi="Calibri" w:cs="Times New Roman"/>
+          <w:color w:val="000000"/>
+          <w:sz w:val="24"/>
+          <w:szCs w:val="24"/>
+        </w:rPr>
+        <w:t>12 Gy TMLI for pediatric leukemia (instead of TBI)</w:t>
+      </w:r>
+    </w:p>
+    <w:p>
+      <w:pPr>
+        <w:pStyle w:val="ListParagraph"/>
+        <w:shd w:val="clear" w:color="auto" w:fill="FFFFFF"/>
+        <w:spacing w:before="100" w:beforeAutospacing="1" w:after="100" w:afterAutospacing="1" w:line="240" w:lineRule="auto"/>
+        <w:ind w:left="1080"/>
+        <w:rPr>
+          <w:rFonts w:ascii="Calibri" w:eastAsia="Times New Roman" w:hAnsi="Calibri" w:cs="Times New Roman"/>
+          <w:color w:val="000000"/>
+          <w:sz w:val="24"/>
+          <w:szCs w:val="24"/>
+        </w:rPr>
+      </w:pPr>
+    </w:p>
+    <w:p>
+      <w:pPr>
+        <w:pStyle w:val="ListParagraph"/>
+        <w:shd w:val="clear" w:color="auto" w:fill="FFFFFF"/>
+        <w:spacing w:before="100" w:beforeAutospacing="1" w:after="100" w:afterAutospacing="1" w:line="240" w:lineRule="auto"/>
+        <w:ind w:left="1080"/>
+        <w:rPr>
+          <w:rFonts w:ascii="Calibri" w:eastAsia="Times New Roman" w:hAnsi="Calibri" w:cs="Times New Roman"/>
+          <w:color w:val="000000"/>
+          <w:sz w:val="24"/>
+          <w:szCs w:val="24"/>
+        </w:rPr>
+      </w:pPr>
+    </w:p>
+    <w:p>
+      <w:pPr>
+        <w:pStyle w:val="ListParagraph"/>
+        <w:numPr>
+          <w:ilvl w:val="0"/>
+          <w:numId w:val="4"/>
+        </w:numPr>
+        <w:shd w:val="clear" w:color="auto" w:fill="FFFFFF"/>
+        <w:spacing w:before="100" w:beforeAutospacing="1" w:after="100" w:afterAutospacing="1" w:line="240" w:lineRule="auto"/>
+        <w:rPr>
+          <w:rFonts w:ascii="Calibri" w:eastAsia="Times New Roman" w:hAnsi="Calibri" w:cs="Times New Roman"/>
+          <w:color w:val="000000"/>
+          <w:sz w:val="24"/>
+          <w:szCs w:val="24"/>
+        </w:rPr>
+      </w:pPr>
+      <w:r>
+        <w:rPr>
+          <w:rFonts w:ascii="Calibri" w:eastAsia="Times New Roman" w:hAnsi="Calibri" w:cs="Times New Roman"/>
+          <w:color w:val="000000"/>
+          <w:sz w:val="24"/>
+          <w:szCs w:val="24"/>
+        </w:rPr>
+        <w:t>From COH:</w:t>
+      </w:r>
+    </w:p>
+    <w:p>
+      <w:pPr>
+        <w:pStyle w:val="ListParagraph"/>
+        <w:numPr>
+          <w:ilvl w:val="0"/>
+          <w:numId w:val="5"/>
+        </w:numPr>
+        <w:shd w:val="clear" w:color="auto" w:fill="FFFFFF"/>
+        <w:spacing w:before="100" w:beforeAutospacing="1" w:after="100" w:afterAutospacing="1" w:line="240" w:lineRule="auto"/>
+        <w:rPr>
+          <w:rFonts w:ascii="Calibri" w:eastAsia="Times New Roman" w:hAnsi="Calibri" w:cs="Times New Roman"/>
+          <w:color w:val="000000"/>
+          <w:sz w:val="24"/>
+          <w:szCs w:val="24"/>
+        </w:rPr>
+      </w:pPr>
+      <w:r>
+        <w:rPr>
+          <w:rFonts w:ascii="Calibri" w:eastAsia="Times New Roman" w:hAnsi="Calibri" w:cs="Times New Roman"/>
+          <w:color w:val="000000"/>
+          <w:sz w:val="24"/>
+          <w:szCs w:val="24"/>
+        </w:rPr>
+        <w:t>Younger patients &lt; 60 yo with relapsed/refractory  acute leukemia (20 Gy TMLI + 12Gy brain, liver)</w:t>
+      </w:r>
+    </w:p>
+    <w:p>
+      <w:pPr>
+        <w:pStyle w:val="ListParagraph"/>
+        <w:numPr>
+          <w:ilvl w:val="0"/>
+          <w:numId w:val="5"/>
+        </w:numPr>
+        <w:shd w:val="clear" w:color="auto" w:fill="FFFFFF"/>
+        <w:spacing w:before="100" w:beforeAutospacing="1" w:after="100" w:afterAutospacing="1" w:line="240" w:lineRule="auto"/>
+        <w:rPr>
+          <w:rFonts w:ascii="Calibri" w:eastAsia="Times New Roman" w:hAnsi="Calibri" w:cs="Times New Roman"/>
+          <w:color w:val="000000"/>
+          <w:sz w:val="24"/>
+          <w:szCs w:val="24"/>
+        </w:rPr>
+      </w:pPr>
+      <w:r>
+        <w:rPr>
+          <w:rFonts w:ascii="Calibri" w:eastAsia="Times New Roman" w:hAnsi="Calibri" w:cs="Times New Roman"/>
+          <w:color w:val="000000"/>
+          <w:sz w:val="24"/>
+          <w:szCs w:val="24"/>
+        </w:rPr>
+        <w:t xml:space="preserve">RIC fludarabine+melphalan in older patients (&gt;60 </w:t>
+      </w:r>
+      <w:r>
+        <w:rPr>
+          <w:rFonts w:ascii="Calibri" w:eastAsia="Times New Roman" w:hAnsi="Calibri" w:cs="Times New Roman"/>
+          <w:color w:val="000000"/>
+          <w:sz w:val="24"/>
+          <w:szCs w:val="24"/>
+        </w:rPr>
+        <w:t>y.o</w:t>
+      </w:r>
+      <w:r>
+        <w:rPr>
+          <w:rFonts w:ascii="Calibri" w:eastAsia="Times New Roman" w:hAnsi="Calibri" w:cs="Times New Roman"/>
+          <w:color w:val="000000"/>
+          <w:sz w:val="24"/>
+          <w:szCs w:val="24"/>
+        </w:rPr>
+        <w:t>) with relapsed/refractory leukemia</w:t>
+      </w:r>
+      <w:r>
+        <w:rPr>
+          <w:rFonts w:ascii="Calibri" w:eastAsia="Times New Roman" w:hAnsi="Calibri" w:cs="Times New Roman"/>
+          <w:color w:val="000000"/>
+          <w:sz w:val="24"/>
+          <w:szCs w:val="24"/>
+        </w:rPr>
+        <w:t xml:space="preserve"> (12 Gy TMLI)</w:t>
+      </w:r>
+    </w:p>
+    <w:p>
+      <w:pPr>
+        <w:pStyle w:val="ListParagraph"/>
+        <w:numPr>
+          <w:ilvl w:val="0"/>
+          <w:numId w:val="5"/>
+        </w:numPr>
+        <w:shd w:val="clear" w:color="auto" w:fill="FFFFFF"/>
+        <w:spacing w:before="100" w:beforeAutospacing="1" w:after="100" w:afterAutospacing="1" w:line="240" w:lineRule="auto"/>
+        <w:rPr>
+          <w:rFonts w:ascii="Calibri" w:eastAsia="Times New Roman" w:hAnsi="Calibri" w:cs="Times New Roman"/>
+          <w:color w:val="000000"/>
+          <w:sz w:val="24"/>
+          <w:szCs w:val="24"/>
+        </w:rPr>
+      </w:pPr>
+      <w:r>
+        <w:rPr>
+          <w:rFonts w:ascii="Calibri" w:eastAsia="Times New Roman" w:hAnsi="Calibri" w:cs="Times New Roman"/>
+          <w:color w:val="000000"/>
+          <w:sz w:val="24"/>
+          <w:szCs w:val="24"/>
+        </w:rPr>
+        <w:t>Haplo-identical donors (12-20 Gy TMLI + 12Gy brain, liver)</w:t>
+      </w:r>
+    </w:p>
+    <w:p>
+      <w:pPr>
+        <w:pStyle w:val="ListParagraph"/>
+        <w:numPr>
+          <w:ilvl w:val="0"/>
+          <w:numId w:val="5"/>
+        </w:numPr>
+        <w:shd w:val="clear" w:color="auto" w:fill="FFFFFF"/>
+        <w:spacing w:before="100" w:beforeAutospacing="1" w:after="100" w:afterAutospacing="1" w:line="240" w:lineRule="auto"/>
+        <w:rPr>
+          <w:rFonts w:ascii="Calibri" w:eastAsia="Times New Roman" w:hAnsi="Calibri" w:cs="Times New Roman"/>
+          <w:color w:val="000000"/>
+          <w:sz w:val="24"/>
+          <w:szCs w:val="24"/>
+        </w:rPr>
+      </w:pPr>
+      <w:r>
+        <w:rPr>
+          <w:rFonts w:ascii="Calibri" w:eastAsia="Times New Roman" w:hAnsi="Calibri" w:cs="Times New Roman"/>
+          <w:color w:val="000000"/>
+          <w:sz w:val="24"/>
+          <w:szCs w:val="24"/>
+        </w:rPr>
+        <w:t>AML in complete remission undergoing allogeneic HCT (20 Gy TMLI + 12Gy brain, liver)</w:t>
+      </w:r>
+    </w:p>
+    <w:p>
+      <w:pPr>
+        <w:pStyle w:val="ListParagraph"/>
+        <w:numPr>
+          <w:ilvl w:val="0"/>
+          <w:numId w:val="4"/>
+        </w:numPr>
+        <w:shd w:val="clear" w:color="auto" w:fill="FFFFFF"/>
+        <w:spacing w:before="100" w:beforeAutospacing="1" w:after="100" w:afterAutospacing="1" w:line="240" w:lineRule="auto"/>
+        <w:rPr>
+          <w:rFonts w:ascii="Calibri" w:eastAsia="Times New Roman" w:hAnsi="Calibri" w:cs="Times New Roman"/>
+          <w:color w:val="000000"/>
+          <w:sz w:val="24"/>
+          <w:szCs w:val="24"/>
+        </w:rPr>
+      </w:pPr>
+      <w:r>
+        <w:rPr>
+          <w:rFonts w:ascii="Calibri" w:eastAsia="Times New Roman" w:hAnsi="Calibri" w:cs="Times New Roman"/>
+          <w:color w:val="000000"/>
+          <w:sz w:val="24"/>
+          <w:szCs w:val="24"/>
+        </w:rPr>
+        <w:t>From Dana Farber:</w:t>
+      </w:r>
+    </w:p>
+    <w:p>
+      <w:pPr>
+        <w:pStyle w:val="ListParagraph"/>
+        <w:numPr>
+          <w:ilvl w:val="0"/>
+          <w:numId w:val="6"/>
+        </w:numPr>
+        <w:shd w:val="clear" w:color="auto" w:fill="FFFFFF"/>
+        <w:spacing w:before="100" w:beforeAutospacing="1" w:after="100" w:afterAutospacing="1" w:line="240" w:lineRule="auto"/>
+        <w:rPr>
+          <w:rFonts w:ascii="Calibri" w:eastAsia="Times New Roman" w:hAnsi="Calibri" w:cs="Times New Roman"/>
+          <w:color w:val="000000"/>
+          <w:sz w:val="24"/>
+          <w:szCs w:val="24"/>
+        </w:rPr>
+      </w:pPr>
+      <w:r>
+        <w:rPr>
+          <w:rFonts w:ascii="Calibri" w:eastAsia="Times New Roman" w:hAnsi="Calibri" w:cs="Times New Roman"/>
+          <w:color w:val="000000"/>
+          <w:sz w:val="24"/>
+          <w:szCs w:val="24"/>
+        </w:rPr>
+        <w:t>Haplo-identical donors for adult high-risk AML (13.5 Gy TMI, 11.7Gy TLI in 9 fx)</w:t>
+      </w:r>
     </w:p>
     <w:p>
       <w:pPr>
@@ -109,395 +485,307 @@
           <w:bCs/>
           <w:highlight w:val="cyan"/>
         </w:rPr>
-        <w:t xml:space="preserve">12 </w:t>
-      </w:r>
-      <w:proofErr w:type="spellStart"/>
+        <w:t xml:space="preserve">12 Gy in </w:t>
+      </w:r>
       <w:r>
         <w:rPr>
           <w:b/>
           <w:bCs/>
           <w:highlight w:val="cyan"/>
         </w:rPr>
-        <w:t>Gy</w:t>
-      </w:r>
-      <w:proofErr w:type="spellEnd"/>
+        <w:t>6</w:t>
+      </w:r>
       <w:r>
         <w:rPr>
           <w:b/>
           <w:bCs/>
           <w:highlight w:val="cyan"/>
         </w:rPr>
-        <w:t xml:space="preserve"> in </w:t>
-      </w:r>
+        <w:t xml:space="preserve"> fx</w:t>
+      </w:r>
+      <w:r>
+        <w:rPr>
+          <w:b/>
+          <w:bCs/>
+        </w:rPr>
+        <w:t xml:space="preserve"> </w:t>
+      </w:r>
+    </w:p>
+    <w:p>
+      <w:pPr>
+        <w:rPr>
+          <w:u w:val="single"/>
+        </w:rPr>
+      </w:pPr>
+      <w:r>
+        <w:rPr>
+          <w:u w:val="single"/>
+        </w:rPr>
+        <w:t>Target generation:</w:t>
+      </w:r>
+    </w:p>
+    <w:p>
+      <w:r>
+        <w:t xml:space="preserve">PTV_TMLI = </w:t>
+      </w:r>
+      <w:r>
+        <w:t>[((</w:t>
+      </w:r>
+      <w:r>
+        <w:t>Bones_</w:t>
+      </w:r>
+      <w:r>
+        <w:t>Trunk</w:t>
+      </w:r>
+      <w:r>
+        <w:t xml:space="preserve"> – </w:t>
+      </w:r>
+      <w:r>
+        <w:t>Bone</w:t>
+      </w:r>
+      <w:r>
+        <w:t>s</w:t>
+      </w:r>
+      <w:r>
+        <w:t>_</w:t>
+      </w:r>
+      <w:r>
+        <w:t>Face</w:t>
+      </w:r>
+      <w:r>
+        <w:t>)</w:t>
+      </w:r>
+      <w:r>
+        <w:t xml:space="preserve"> + </w:t>
+      </w:r>
+      <w:r>
+        <w:t xml:space="preserve">LymphNodes + </w:t>
+      </w:r>
+      <w:r>
+        <w:t xml:space="preserve">SpinalCanal + </w:t>
+      </w:r>
+      <w:r>
+        <w:t>Spleen</w:t>
+      </w:r>
+      <w:r>
+        <w:t xml:space="preserve"> + Testes</w:t>
+      </w:r>
+      <w:r>
+        <w:t xml:space="preserve">) + 5mm] + </w:t>
+      </w:r>
+      <w:r>
+        <w:t xml:space="preserve">[Rib + 7mm] + </w:t>
+      </w:r>
+      <w:r>
+        <w:t>[(</w:t>
+      </w:r>
+      <w:r>
+        <w:t>Bones_Extrem</w:t>
+      </w:r>
+      <w:r>
+        <w:t>)</w:t>
+      </w:r>
+      <w:r>
+        <w:t xml:space="preserve"> + </w:t>
+      </w:r>
+      <w:r>
+        <w:t>1cm] – [Lungs +</w:t>
+      </w:r>
+      <w:r>
+        <w:t>3</w:t>
+      </w:r>
+      <w:r>
+        <w:t>mm] – [Kidneys +</w:t>
+      </w:r>
+      <w:r>
+        <w:t>3</w:t>
+      </w:r>
+      <w:r>
+        <w:t>mm] – [</w:t>
+      </w:r>
+      <w:r>
+        <w:t>Eyes</w:t>
+      </w:r>
+      <w:r>
+        <w:t>+</w:t>
+      </w:r>
+      <w:r>
+        <w:t>3</w:t>
+      </w:r>
+      <w:r>
+        <w:t>mm]</w:t>
+      </w:r>
+      <w:r>
+        <w:t xml:space="preserve"> - [Heart+3mm]</w:t>
+      </w:r>
+      <w:r>
+        <w:t xml:space="preserve"> – [Esophagus + 3mm] </w:t>
+      </w:r>
+      <w:r>
+        <w:t xml:space="preserve"> </w:t>
+      </w:r>
+      <w:r>
+        <w:t xml:space="preserve">- [Larynx + 3mm] – [Ovaries +2cm] </w:t>
+      </w:r>
+      <w:r>
+        <w:t>cropped 3mm from skin</w:t>
+      </w:r>
+    </w:p>
+    <w:p>
+      <w:pPr>
+        <w:rPr>
+          <w:b/>
+          <w:bCs/>
+        </w:rPr>
+      </w:pPr>
       <w:r>
         <w:rPr>
           <w:b/>
           <w:bCs/>
           <w:highlight w:val="cyan"/>
         </w:rPr>
-        <w:t>6</w:t>
+        <w:t>Prescription: 2 Gy in 1 fx</w:t>
       </w:r>
       <w:r>
         <w:rPr>
           <w:b/>
           <w:bCs/>
-          <w:highlight w:val="cyan"/>
         </w:rPr>
         <w:t xml:space="preserve"> </w:t>
       </w:r>
-      <w:proofErr w:type="spellStart"/>
-      <w:r>
-        <w:rPr>
-          <w:b/>
-          <w:bCs/>
-          <w:highlight w:val="cyan"/>
-        </w:rPr>
-        <w:t>fx</w:t>
-      </w:r>
-      <w:proofErr w:type="spellEnd"/>
-      <w:r>
-        <w:rPr>
-          <w:b/>
-          <w:bCs/>
-        </w:rPr>
+    </w:p>
+    <w:p>
+      <w:pPr>
+        <w:rPr>
+          <w:u w:val="single"/>
+        </w:rPr>
+      </w:pPr>
+      <w:r>
+        <w:rPr>
+          <w:u w:val="single"/>
+        </w:rPr>
+        <w:t>Target generation:</w:t>
+      </w:r>
+    </w:p>
+    <w:p>
+      <w:r>
+        <w:t>PTV_TMLI = [((Bones_Trunk – Bone</w:t>
+      </w:r>
+      <w:r>
+        <w:t>s</w:t>
+      </w:r>
+      <w:r>
+        <w:t>_</w:t>
+      </w:r>
+      <w:r>
+        <w:t>Face</w:t>
+      </w:r>
+      <w:r>
+        <w:t>) + LymphNodes + SpinalCanal + Spleen) + 5mm] +</w:t>
+      </w:r>
+      <w:r>
+        <w:t xml:space="preserve"> [Rib + 7mm] +</w:t>
+      </w:r>
+      <w:r>
+        <w:t xml:space="preserve"> [(Bones_Extrem) + 1cm] – [Lungs</w:t>
+      </w:r>
+      <w:r>
+        <w:t>+3mm</w:t>
+      </w:r>
+      <w:r>
+        <w:t xml:space="preserve">] – [Kidneys +3mm] – </w:t>
+      </w:r>
+      <w:r>
+        <w:t xml:space="preserve">[Heart+3mm] - </w:t>
+      </w:r>
+      <w:r>
+        <w:t>[</w:t>
+      </w:r>
+      <w:r>
+        <w:t>Eyes</w:t>
+      </w:r>
+      <w:r>
+        <w:t>+3mm] – [Thyroid+3mm] – [Ovaries/Testes+2cm]</w:t>
+      </w:r>
+      <w:r>
+        <w:t xml:space="preserve"> cropped 3mm from skin</w:t>
+      </w:r>
+    </w:p>
+    <w:p/>
+    <w:p>
+      <w:r>
+        <w:t>Nested structures:</w:t>
+      </w:r>
+    </w:p>
+    <w:p>
+      <w:r>
+        <w:t>Lungs</w:t>
+      </w:r>
+      <w:r>
+        <w:t>-1cm/-2cm</w:t>
+      </w:r>
+      <w:r>
+        <w:t>, kidneys</w:t>
+      </w:r>
+      <w:r>
+        <w:t>-1cm</w:t>
+      </w:r>
+      <w:r>
+        <w:t>, liver</w:t>
+      </w:r>
+      <w:r>
+        <w:t>-1cm/-2cm</w:t>
+      </w:r>
+      <w:r>
+        <w:t>/-3cm</w:t>
+      </w:r>
+      <w:r>
+        <w:t>, brain</w:t>
+      </w:r>
+      <w:r>
+        <w:t>-1cm/-2cm</w:t>
+      </w:r>
+      <w:r>
+        <w:t>/-3cm</w:t>
+      </w:r>
+      <w:r>
+        <w:t>, heart</w:t>
+      </w:r>
+      <w:r>
+        <w:t>-1cm/2cm</w:t>
+      </w:r>
+    </w:p>
+    <w:p>
+      <w:r>
+        <w:lastRenderedPageBreak/>
+        <w:t>TS_Ring_6Gy (1.5cm thick, 1.5cm from PTV_TMLI</w:t>
+      </w:r>
+      <w:r>
+        <w:t>, cropped from Body</w:t>
+      </w:r>
+      <w:r>
+        <w:t>) ask for 50% of Rx as Dmax</w:t>
+      </w:r>
+    </w:p>
+    <w:p>
+      <w:r>
+        <w:t xml:space="preserve">Lymph nodes: </w:t>
+      </w:r>
+      <w:r>
+        <w:t>nodal levels III-VI, and upper mediastinal nodes (not covering 3P, 4, 7)</w:t>
+      </w:r>
+      <w:r>
+        <w:t>,</w:t>
+      </w:r>
+      <w:r>
         <w:t xml:space="preserve"> </w:t>
       </w:r>
-    </w:p>
-    <w:p>
-      <w:pPr>
-        <w:rPr>
-          <w:u w:val="single"/>
-        </w:rPr>
-      </w:pPr>
-      <w:r>
-        <w:rPr>
-          <w:u w:val="single"/>
-        </w:rPr>
-        <w:t>Target generation:</w:t>
-      </w:r>
-    </w:p>
-    <w:p>
-      <w:r>
-        <w:t xml:space="preserve">PTV_TMLI = </w:t>
-      </w:r>
-      <w:r>
-        <w:t>[((</w:t>
-      </w:r>
-      <w:proofErr w:type="spellStart"/>
-      <w:r>
-        <w:t>Bones_</w:t>
-      </w:r>
-      <w:r>
-        <w:t>Trunk</w:t>
-      </w:r>
-      <w:proofErr w:type="spellEnd"/>
-      <w:r>
-        <w:t xml:space="preserve"> – </w:t>
-      </w:r>
-      <w:proofErr w:type="spellStart"/>
-      <w:r>
-        <w:t>Bone</w:t>
-      </w:r>
-      <w:r>
-        <w:t>s</w:t>
-      </w:r>
-      <w:r>
-        <w:t>_</w:t>
-      </w:r>
-      <w:r>
-        <w:t>Face</w:t>
-      </w:r>
-      <w:proofErr w:type="spellEnd"/>
-      <w:r>
-        <w:t>)</w:t>
-      </w:r>
-      <w:r>
-        <w:t xml:space="preserve"> + </w:t>
-      </w:r>
-      <w:proofErr w:type="spellStart"/>
-      <w:r>
-        <w:t>LymphNodes</w:t>
-      </w:r>
-      <w:proofErr w:type="spellEnd"/>
-      <w:r>
-        <w:t xml:space="preserve"> + </w:t>
-      </w:r>
-      <w:proofErr w:type="spellStart"/>
-      <w:r>
-        <w:t>SpinalCanal</w:t>
-      </w:r>
-      <w:proofErr w:type="spellEnd"/>
-      <w:r>
-        <w:t xml:space="preserve"> + </w:t>
-      </w:r>
-      <w:r>
-        <w:t xml:space="preserve">Spleen) + 5mm] + </w:t>
-      </w:r>
-      <w:r>
-        <w:t xml:space="preserve">[Rib + 7mm] </w:t>
-      </w:r>
-      <w:r>
-        <w:t xml:space="preserve">+ </w:t>
-      </w:r>
-      <w:r>
-        <w:t>[(</w:t>
-      </w:r>
-      <w:proofErr w:type="spellStart"/>
-      <w:r>
-        <w:t>Bones_Extrem</w:t>
-      </w:r>
-      <w:proofErr w:type="spellEnd"/>
-      <w:r>
-        <w:t>)</w:t>
-      </w:r>
-      <w:r>
-        <w:t xml:space="preserve"> + </w:t>
-      </w:r>
-      <w:r>
-        <w:t>1cm] – [Lungs +</w:t>
-      </w:r>
-      <w:r>
-        <w:t>3</w:t>
-      </w:r>
-      <w:r>
-        <w:t>mm] – [Kidneys +</w:t>
-      </w:r>
-      <w:r>
-        <w:t>3</w:t>
-      </w:r>
-      <w:r>
-        <w:t>mm] – [</w:t>
-      </w:r>
-      <w:r>
-        <w:t>Eyes</w:t>
-      </w:r>
-      <w:r>
-        <w:t>+</w:t>
-      </w:r>
-      <w:r>
-        <w:t>3</w:t>
-      </w:r>
-      <w:r>
-        <w:t>mm]</w:t>
-      </w:r>
-    </w:p>
-    <w:p>
-      <w:pPr>
-        <w:rPr>
-          <w:b/>
-          <w:bCs/>
-        </w:rPr>
-      </w:pPr>
-      <w:r>
-        <w:rPr>
-          <w:b/>
-          <w:bCs/>
-          <w:highlight w:val="cyan"/>
-        </w:rPr>
-        <w:t xml:space="preserve">Prescription: 2 </w:t>
-      </w:r>
-      <w:proofErr w:type="spellStart"/>
-      <w:r>
-        <w:rPr>
-          <w:b/>
-          <w:bCs/>
-          <w:highlight w:val="cyan"/>
-        </w:rPr>
-        <w:t>Gy</w:t>
-      </w:r>
-      <w:proofErr w:type="spellEnd"/>
-      <w:r>
-        <w:rPr>
-          <w:b/>
-          <w:bCs/>
-          <w:highlight w:val="cyan"/>
-        </w:rPr>
-        <w:t xml:space="preserve"> in </w:t>
-      </w:r>
-      <w:r>
-        <w:rPr>
-          <w:b/>
-          <w:bCs/>
-          <w:highlight w:val="cyan"/>
-        </w:rPr>
-        <w:t>1</w:t>
-      </w:r>
-      <w:r>
-        <w:rPr>
-          <w:b/>
-          <w:bCs/>
-          <w:highlight w:val="cyan"/>
-        </w:rPr>
-        <w:t xml:space="preserve"> </w:t>
-      </w:r>
-      <w:proofErr w:type="spellStart"/>
-      <w:r>
-        <w:rPr>
-          <w:b/>
-          <w:bCs/>
-          <w:highlight w:val="cyan"/>
-        </w:rPr>
-        <w:t>fx</w:t>
-      </w:r>
-      <w:proofErr w:type="spellEnd"/>
-      <w:r>
-        <w:rPr>
-          <w:b/>
-          <w:bCs/>
-        </w:rPr>
-        <w:t xml:space="preserve"> </w:t>
-      </w:r>
-    </w:p>
-    <w:p>
-      <w:pPr>
-        <w:rPr>
-          <w:u w:val="single"/>
-        </w:rPr>
-      </w:pPr>
-      <w:r>
-        <w:rPr>
-          <w:u w:val="single"/>
-        </w:rPr>
-        <w:t>Target generation:</w:t>
-      </w:r>
-    </w:p>
-    <w:p>
-      <w:r>
-        <w:t>PTV_TMLI = [((</w:t>
-      </w:r>
-      <w:proofErr w:type="spellStart"/>
-      <w:r>
-        <w:t>Bones_Trunk</w:t>
-      </w:r>
-      <w:proofErr w:type="spellEnd"/>
-      <w:r>
-        <w:t xml:space="preserve"> – </w:t>
-      </w:r>
-      <w:proofErr w:type="spellStart"/>
-      <w:r>
-        <w:t>Bone</w:t>
-      </w:r>
-      <w:r>
-        <w:t>s</w:t>
-      </w:r>
-      <w:r>
-        <w:t>_</w:t>
-      </w:r>
-      <w:r>
-        <w:t>Face</w:t>
-      </w:r>
-      <w:proofErr w:type="spellEnd"/>
-      <w:r>
-        <w:t xml:space="preserve">) + </w:t>
-      </w:r>
-      <w:proofErr w:type="spellStart"/>
-      <w:r>
-        <w:t>LymphNodes</w:t>
-      </w:r>
-      <w:proofErr w:type="spellEnd"/>
-      <w:r>
-        <w:t xml:space="preserve"> + </w:t>
-      </w:r>
-      <w:proofErr w:type="spellStart"/>
-      <w:r>
-        <w:t>SpinalCanal</w:t>
-      </w:r>
-      <w:proofErr w:type="spellEnd"/>
-      <w:r>
-        <w:t xml:space="preserve"> + Spleen) + 5mm] +</w:t>
-      </w:r>
-      <w:r>
-        <w:t xml:space="preserve"> [Rib + 7mm] +</w:t>
-      </w:r>
-      <w:r>
-        <w:t xml:space="preserve"> [(</w:t>
-      </w:r>
-      <w:proofErr w:type="spellStart"/>
-      <w:r>
-        <w:t>Bones_Extrem</w:t>
-      </w:r>
-      <w:proofErr w:type="spellEnd"/>
-      <w:r>
-        <w:t>) + 1cm] – [Lungs</w:t>
-      </w:r>
-      <w:r>
-        <w:t>+3mm</w:t>
-      </w:r>
-      <w:r>
-        <w:t xml:space="preserve">] – [Kidneys +3mm] – </w:t>
-      </w:r>
-      <w:r>
-        <w:t xml:space="preserve">[Heart+3mm] - </w:t>
-      </w:r>
-      <w:r>
-        <w:t>[</w:t>
-      </w:r>
-      <w:r>
-        <w:t>Eyes</w:t>
-      </w:r>
-      <w:r>
-        <w:t>+3mm]</w:t>
-      </w:r>
-      <w:r>
-        <w:t xml:space="preserve"> – [Thyroid+3mm] – [Ovaries/Testes+2cm]</w:t>
-      </w:r>
-      <w:r>
-        <w:t xml:space="preserve"> cropped 3mm from skin</w:t>
-      </w:r>
-    </w:p>
-    <w:p/>
-    <w:p>
-      <w:r>
-        <w:t>Nested structures:</w:t>
-      </w:r>
-    </w:p>
-    <w:p>
-      <w:r>
-        <w:t>Lungs</w:t>
-      </w:r>
-      <w:r>
-        <w:t>-1cm/-2cm</w:t>
-      </w:r>
-      <w:r>
-        <w:t>, kidneys</w:t>
-      </w:r>
-      <w:r>
-        <w:t>-1cm</w:t>
-      </w:r>
-      <w:r>
-        <w:t>, liver</w:t>
-      </w:r>
-      <w:r>
-        <w:t>-1cm/-2cm</w:t>
-      </w:r>
-      <w:r>
-        <w:t>, brain</w:t>
-      </w:r>
-      <w:r>
-        <w:t>-1cm/-2cm</w:t>
-      </w:r>
-      <w:r>
-        <w:t>, heart</w:t>
-      </w:r>
-      <w:r>
-        <w:t>-1cm/2cm</w:t>
-      </w:r>
-      <w:r>
-        <w:t>, testes</w:t>
-      </w:r>
-      <w:r>
-        <w:t>-1cm</w:t>
-      </w:r>
-    </w:p>
-    <w:p>
-      <w:r>
-        <w:t xml:space="preserve">TS_Ring_6Gy (1.5cm thick, 1.5cm from PTV_TMLI) ask for 50% of Rx as </w:t>
-      </w:r>
-      <w:proofErr w:type="spellStart"/>
-      <w:r>
-        <w:t>Dmax</w:t>
-      </w:r>
-      <w:proofErr w:type="spellEnd"/>
+      <w:r>
+        <w:t>p</w:t>
+      </w:r>
+      <w:r>
+        <w:t>ara-aortic nodes, common iliac, external iliac, internal iliac, inguinal nodes</w:t>
+      </w:r>
     </w:p>
     <w:p/>
     <w:p>
@@ -525,15 +813,394 @@
         <w:spacing w:line="240" w:lineRule="auto"/>
         <w:contextualSpacing/>
       </w:pPr>
-      <w:proofErr w:type="spellStart"/>
       <w:r>
         <w:t>Eye</w:t>
       </w:r>
       <w:r>
+        <w:t xml:space="preserve">_R </w:t>
+      </w:r>
+    </w:p>
+    <w:p>
+      <w:pPr>
+        <w:spacing w:line="240" w:lineRule="auto"/>
+        <w:contextualSpacing/>
+      </w:pPr>
+      <w:r>
+        <w:t>Eye</w:t>
+      </w:r>
+      <w:r>
+        <w:t>_L</w:t>
+      </w:r>
+    </w:p>
+    <w:p>
+      <w:pPr>
+        <w:spacing w:line="240" w:lineRule="auto"/>
+        <w:contextualSpacing/>
+      </w:pPr>
+      <w:r>
+        <w:t>Lens_R</w:t>
+      </w:r>
+    </w:p>
+    <w:p>
+      <w:pPr>
+        <w:spacing w:line="240" w:lineRule="auto"/>
+        <w:contextualSpacing/>
+      </w:pPr>
+      <w:r>
+        <w:t>Lens_L</w:t>
+      </w:r>
+    </w:p>
+    <w:p>
+      <w:pPr>
+        <w:spacing w:line="240" w:lineRule="auto"/>
+        <w:contextualSpacing/>
+      </w:pPr>
+      <w:r>
+        <w:t>Parotid_R</w:t>
+      </w:r>
+    </w:p>
+    <w:p>
+      <w:pPr>
+        <w:spacing w:line="240" w:lineRule="auto"/>
+        <w:contextualSpacing/>
+      </w:pPr>
+      <w:r>
+        <w:t>Parotid_L</w:t>
+      </w:r>
+    </w:p>
+    <w:p>
+      <w:pPr>
+        <w:spacing w:line="240" w:lineRule="auto"/>
+        <w:contextualSpacing/>
+      </w:pPr>
+      <w:r>
+        <w:t>Glnd_submand</w:t>
+      </w:r>
+      <w:r>
         <w:t>_R</w:t>
       </w:r>
-      <w:proofErr w:type="spellEnd"/>
-      <w:r>
+    </w:p>
+    <w:p>
+      <w:pPr>
+        <w:spacing w:line="240" w:lineRule="auto"/>
+        <w:contextualSpacing/>
+      </w:pPr>
+      <w:r>
+        <w:t xml:space="preserve">Glnd_submand </w:t>
+      </w:r>
+      <w:r>
+        <w:t>_L</w:t>
+      </w:r>
+    </w:p>
+    <w:p>
+      <w:pPr>
+        <w:spacing w:line="240" w:lineRule="auto"/>
+        <w:contextualSpacing/>
+      </w:pPr>
+      <w:r>
+        <w:t>Cavity</w:t>
+      </w:r>
+      <w:r>
+        <w:t>_Oral</w:t>
+      </w:r>
+    </w:p>
+    <w:p>
+      <w:pPr>
+        <w:spacing w:line="240" w:lineRule="auto"/>
+        <w:contextualSpacing/>
+      </w:pPr>
+      <w:r>
+        <w:t>OpticN</w:t>
+      </w:r>
+      <w:r>
+        <w:t>rv</w:t>
+      </w:r>
+      <w:r>
+        <w:t>_R</w:t>
+      </w:r>
+    </w:p>
+    <w:p>
+      <w:pPr>
+        <w:spacing w:line="240" w:lineRule="auto"/>
+        <w:contextualSpacing/>
+      </w:pPr>
+      <w:r>
+        <w:t>OpticN</w:t>
+      </w:r>
+      <w:r>
+        <w:t>rv</w:t>
+      </w:r>
+      <w:r>
+        <w:t>_L</w:t>
+      </w:r>
+    </w:p>
+    <w:p>
+      <w:pPr>
+        <w:spacing w:line="240" w:lineRule="auto"/>
+        <w:contextualSpacing/>
+      </w:pPr>
+      <w:r>
+        <w:t>Optic</w:t>
+      </w:r>
+      <w:r>
+        <w:t>Chiasm</w:t>
+      </w:r>
+    </w:p>
+    <w:p>
+      <w:pPr>
+        <w:spacing w:line="240" w:lineRule="auto"/>
+        <w:contextualSpacing/>
+      </w:pPr>
+      <w:r>
+        <w:t>Larynx</w:t>
+      </w:r>
+    </w:p>
+    <w:p>
+      <w:pPr>
+        <w:spacing w:line="240" w:lineRule="auto"/>
+        <w:contextualSpacing/>
+      </w:pPr>
+      <w:r>
+        <w:t>Thyroid</w:t>
+      </w:r>
+    </w:p>
+    <w:p>
+      <w:pPr>
+        <w:spacing w:line="240" w:lineRule="auto"/>
+        <w:contextualSpacing/>
+      </w:pPr>
+      <w:r>
+        <w:t>Esophagus</w:t>
+      </w:r>
+    </w:p>
+    <w:p>
+      <w:pPr>
+        <w:spacing w:line="240" w:lineRule="auto"/>
+        <w:contextualSpacing/>
+      </w:pPr>
+      <w:r>
+        <w:t>Lung_R</w:t>
+      </w:r>
+    </w:p>
+    <w:p>
+      <w:pPr>
+        <w:spacing w:line="240" w:lineRule="auto"/>
+        <w:contextualSpacing/>
+      </w:pPr>
+      <w:r>
+        <w:t>Lung_L</w:t>
+      </w:r>
+    </w:p>
+    <w:p>
+      <w:pPr>
+        <w:spacing w:line="240" w:lineRule="auto"/>
+        <w:contextualSpacing/>
+      </w:pPr>
+      <w:r>
+        <w:t>Heart</w:t>
+      </w:r>
+    </w:p>
+    <w:p>
+      <w:pPr>
+        <w:spacing w:line="240" w:lineRule="auto"/>
+        <w:contextualSpacing/>
+        <w:rPr>
+          <w:highlight w:val="yellow"/>
+        </w:rPr>
+      </w:pPr>
+      <w:r>
+        <w:rPr>
+          <w:highlight w:val="yellow"/>
+        </w:rPr>
+        <w:t>Bowel_</w:t>
+      </w:r>
+      <w:r>
+        <w:rPr>
+          <w:highlight w:val="yellow"/>
+        </w:rPr>
+        <w:t>Bag - Limbus</w:t>
+      </w:r>
+    </w:p>
+    <w:p>
+      <w:pPr>
+        <w:spacing w:line="240" w:lineRule="auto"/>
+        <w:contextualSpacing/>
+      </w:pPr>
+      <w:r>
+        <w:rPr>
+          <w:highlight w:val="yellow"/>
+        </w:rPr>
+        <w:t>Stomach</w:t>
+      </w:r>
+      <w:r>
+        <w:rPr>
+          <w:highlight w:val="yellow"/>
+        </w:rPr>
+        <w:t xml:space="preserve"> - Limbus</w:t>
+      </w:r>
+    </w:p>
+    <w:p>
+      <w:pPr>
+        <w:spacing w:line="240" w:lineRule="auto"/>
+        <w:contextualSpacing/>
+      </w:pPr>
+      <w:r>
+        <w:t>Kidney_R</w:t>
+      </w:r>
+    </w:p>
+    <w:p>
+      <w:pPr>
+        <w:spacing w:line="240" w:lineRule="auto"/>
+        <w:contextualSpacing/>
+      </w:pPr>
+      <w:r>
+        <w:t>Kidney_L</w:t>
+      </w:r>
+    </w:p>
+    <w:p>
+      <w:pPr>
+        <w:spacing w:line="240" w:lineRule="auto"/>
+        <w:contextualSpacing/>
+        <w:rPr>
+          <w:highlight w:val="yellow"/>
+        </w:rPr>
+      </w:pPr>
+      <w:r>
+        <w:rPr>
+          <w:highlight w:val="yellow"/>
+        </w:rPr>
+        <w:t>Bladder</w:t>
+      </w:r>
+      <w:r>
+        <w:rPr>
+          <w:highlight w:val="yellow"/>
+        </w:rPr>
+        <w:t xml:space="preserve"> - Limbus</w:t>
+      </w:r>
+    </w:p>
+    <w:p>
+      <w:pPr>
+        <w:spacing w:line="240" w:lineRule="auto"/>
+        <w:contextualSpacing/>
+      </w:pPr>
+      <w:r>
+        <w:rPr>
+          <w:highlight w:val="yellow"/>
+        </w:rPr>
+        <w:t>Rectum</w:t>
+      </w:r>
+      <w:r>
+        <w:rPr>
+          <w:highlight w:val="yellow"/>
+        </w:rPr>
+        <w:t xml:space="preserve"> - Limbus</w:t>
+      </w:r>
+    </w:p>
+    <w:p>
+      <w:pPr>
+        <w:spacing w:line="240" w:lineRule="auto"/>
+        <w:contextualSpacing/>
+        <w:rPr>
+          <w:highlight w:val="yellow"/>
+        </w:rPr>
+      </w:pPr>
+      <w:r>
+        <w:rPr>
+          <w:highlight w:val="yellow"/>
+        </w:rPr>
+        <w:t>Breast_R</w:t>
+      </w:r>
+      <w:r>
+        <w:rPr>
+          <w:highlight w:val="yellow"/>
+        </w:rPr>
+        <w:t xml:space="preserve"> - Limbus</w:t>
+      </w:r>
+    </w:p>
+    <w:p>
+      <w:pPr>
+        <w:spacing w:line="240" w:lineRule="auto"/>
+        <w:contextualSpacing/>
+        <w:rPr>
+          <w:highlight w:val="yellow"/>
+        </w:rPr>
+      </w:pPr>
+      <w:r>
+        <w:rPr>
+          <w:highlight w:val="yellow"/>
+        </w:rPr>
+        <w:t>Breast_L</w:t>
+      </w:r>
+      <w:r>
+        <w:rPr>
+          <w:highlight w:val="yellow"/>
+        </w:rPr>
+        <w:t xml:space="preserve"> - Limbus</w:t>
+      </w:r>
+    </w:p>
+    <w:p>
+      <w:pPr>
+        <w:spacing w:line="240" w:lineRule="auto"/>
+        <w:contextualSpacing/>
+        <w:rPr>
+          <w:highlight w:val="cyan"/>
+        </w:rPr>
+      </w:pPr>
+      <w:r>
+        <w:rPr>
+          <w:highlight w:val="cyan"/>
+        </w:rPr>
+        <w:t>Ovary_R</w:t>
+      </w:r>
+    </w:p>
+    <w:p>
+      <w:pPr>
+        <w:spacing w:line="240" w:lineRule="auto"/>
+        <w:contextualSpacing/>
+      </w:pPr>
+      <w:r>
+        <w:rPr>
+          <w:highlight w:val="cyan"/>
+        </w:rPr>
+        <w:t>Ovary_L</w:t>
+      </w:r>
+    </w:p>
+    <w:p>
+      <w:pPr>
+        <w:spacing w:line="240" w:lineRule="auto"/>
+        <w:contextualSpacing/>
+        <w:rPr>
+          <w:highlight w:val="yellow"/>
+        </w:rPr>
+      </w:pPr>
+      <w:r>
+        <w:rPr>
+          <w:highlight w:val="yellow"/>
+        </w:rPr>
+        <w:t>Uterus</w:t>
+      </w:r>
+      <w:r>
+        <w:rPr>
+          <w:highlight w:val="yellow"/>
+        </w:rPr>
+        <w:t>_Cervix - Limbus</w:t>
+      </w:r>
+    </w:p>
+    <w:p>
+      <w:pPr>
+        <w:spacing w:line="240" w:lineRule="auto"/>
+        <w:contextualSpacing/>
+      </w:pPr>
+      <w:r>
+        <w:rPr>
+          <w:highlight w:val="cyan"/>
+        </w:rPr>
+        <w:t>Testes</w:t>
+      </w:r>
+      <w:r>
+        <w:rPr>
+          <w:highlight w:val="cyan"/>
+        </w:rPr>
         <w:t xml:space="preserve"> </w:t>
       </w:r>
     </w:p>
@@ -542,236 +1209,112 @@
         <w:spacing w:line="240" w:lineRule="auto"/>
         <w:contextualSpacing/>
       </w:pPr>
-      <w:proofErr w:type="spellStart"/>
-      <w:r>
-        <w:t>Eye</w:t>
-      </w:r>
-      <w:r>
-        <w:t>_L</w:t>
-      </w:r>
-      <w:proofErr w:type="spellEnd"/>
-    </w:p>
-    <w:p>
-      <w:pPr>
-        <w:spacing w:line="240" w:lineRule="auto"/>
-        <w:contextualSpacing/>
-      </w:pPr>
-      <w:proofErr w:type="spellStart"/>
-      <w:r>
-        <w:t>Lens_R</w:t>
-      </w:r>
-      <w:proofErr w:type="spellEnd"/>
-    </w:p>
-    <w:p>
-      <w:pPr>
-        <w:spacing w:line="240" w:lineRule="auto"/>
-        <w:contextualSpacing/>
-      </w:pPr>
-      <w:proofErr w:type="spellStart"/>
-      <w:r>
-        <w:t>Lens_L</w:t>
-      </w:r>
-      <w:proofErr w:type="spellEnd"/>
-    </w:p>
-    <w:p>
-      <w:pPr>
-        <w:spacing w:line="240" w:lineRule="auto"/>
-        <w:contextualSpacing/>
-      </w:pPr>
-      <w:proofErr w:type="spellStart"/>
-      <w:r>
-        <w:t>Parotid_R</w:t>
-      </w:r>
-      <w:proofErr w:type="spellEnd"/>
-    </w:p>
-    <w:p>
-      <w:pPr>
-        <w:spacing w:line="240" w:lineRule="auto"/>
-        <w:contextualSpacing/>
-      </w:pPr>
-      <w:proofErr w:type="spellStart"/>
-      <w:r>
-        <w:t>Parotid_L</w:t>
-      </w:r>
-      <w:proofErr w:type="spellEnd"/>
-    </w:p>
-    <w:p>
-      <w:pPr>
-        <w:spacing w:line="240" w:lineRule="auto"/>
-        <w:contextualSpacing/>
-      </w:pPr>
-      <w:proofErr w:type="spellStart"/>
-      <w:r>
-        <w:t>Glnd_submand</w:t>
-      </w:r>
-      <w:r>
-        <w:t>_R</w:t>
-      </w:r>
-      <w:proofErr w:type="spellEnd"/>
-    </w:p>
-    <w:p>
-      <w:pPr>
-        <w:spacing w:line="240" w:lineRule="auto"/>
-        <w:contextualSpacing/>
-      </w:pPr>
-      <w:proofErr w:type="spellStart"/>
-      <w:r>
-        <w:t>Glnd_submand</w:t>
-      </w:r>
-      <w:proofErr w:type="spellEnd"/>
+      <w:r>
+        <w:t>Brain</w:t>
+      </w:r>
+    </w:p>
+    <w:p>
+      <w:pPr>
+        <w:spacing w:line="240" w:lineRule="auto"/>
+        <w:contextualSpacing/>
+      </w:pPr>
+      <w:r>
+        <w:t>SpinalC</w:t>
+      </w:r>
+      <w:r>
+        <w:t>anal</w:t>
+      </w:r>
+    </w:p>
+    <w:p>
+      <w:pPr>
+        <w:spacing w:line="240" w:lineRule="auto"/>
+        <w:contextualSpacing/>
+        <w:rPr>
+          <w:highlight w:val="yellow"/>
+        </w:rPr>
+      </w:pPr>
+      <w:r>
+        <w:rPr>
+          <w:highlight w:val="yellow"/>
+        </w:rPr>
+        <w:t>Liver</w:t>
+      </w:r>
+      <w:r>
+        <w:rPr>
+          <w:highlight w:val="yellow"/>
+        </w:rPr>
+        <w:t xml:space="preserve"> – Limbus</w:t>
+      </w:r>
+    </w:p>
+    <w:p>
+      <w:pPr>
+        <w:spacing w:line="240" w:lineRule="auto"/>
+        <w:contextualSpacing/>
+      </w:pPr>
+      <w:r>
+        <w:rPr>
+          <w:highlight w:val="yellow"/>
+        </w:rPr>
+        <w:t>Spleen - Limbus</w:t>
+      </w:r>
       <w:r>
         <w:t xml:space="preserve"> </w:t>
       </w:r>
-      <w:r>
-        <w:t>_L</w:t>
-      </w:r>
-    </w:p>
-    <w:p>
-      <w:pPr>
-        <w:spacing w:line="240" w:lineRule="auto"/>
-        <w:contextualSpacing/>
-      </w:pPr>
-      <w:proofErr w:type="spellStart"/>
-      <w:r>
-        <w:t>Cavity</w:t>
-      </w:r>
-      <w:r>
-        <w:t>_Oral</w:t>
-      </w:r>
-      <w:proofErr w:type="spellEnd"/>
-    </w:p>
-    <w:p>
-      <w:pPr>
-        <w:spacing w:line="240" w:lineRule="auto"/>
-        <w:contextualSpacing/>
-      </w:pPr>
-      <w:proofErr w:type="spellStart"/>
-      <w:r>
-        <w:t>OpticN</w:t>
-      </w:r>
-      <w:r>
-        <w:t>rv</w:t>
-      </w:r>
-      <w:r>
-        <w:t>_R</w:t>
-      </w:r>
-      <w:proofErr w:type="spellEnd"/>
-    </w:p>
-    <w:p>
-      <w:pPr>
-        <w:spacing w:line="240" w:lineRule="auto"/>
-        <w:contextualSpacing/>
-      </w:pPr>
-      <w:proofErr w:type="spellStart"/>
-      <w:r>
-        <w:t>OpticN</w:t>
-      </w:r>
-      <w:r>
-        <w:t>rv</w:t>
-      </w:r>
-      <w:r>
-        <w:t>_L</w:t>
-      </w:r>
-      <w:proofErr w:type="spellEnd"/>
-    </w:p>
-    <w:p>
-      <w:pPr>
-        <w:spacing w:line="240" w:lineRule="auto"/>
-        <w:contextualSpacing/>
-      </w:pPr>
-      <w:proofErr w:type="spellStart"/>
-      <w:r>
-        <w:t>Optic</w:t>
-      </w:r>
-      <w:r>
-        <w:t>Chiasm</w:t>
-      </w:r>
-      <w:proofErr w:type="spellEnd"/>
-    </w:p>
-    <w:p>
-      <w:pPr>
-        <w:spacing w:line="240" w:lineRule="auto"/>
-        <w:contextualSpacing/>
-      </w:pPr>
-      <w:r>
-        <w:t>Larynx</w:t>
-      </w:r>
-    </w:p>
-    <w:p>
-      <w:pPr>
-        <w:spacing w:line="240" w:lineRule="auto"/>
-        <w:contextualSpacing/>
-      </w:pPr>
-      <w:r>
-        <w:t>Thyroid</w:t>
-      </w:r>
-    </w:p>
-    <w:p>
-      <w:pPr>
-        <w:spacing w:line="240" w:lineRule="auto"/>
-        <w:contextualSpacing/>
-      </w:pPr>
-      <w:r>
-        <w:t>Esophagus</w:t>
-      </w:r>
-    </w:p>
-    <w:p>
-      <w:pPr>
-        <w:spacing w:line="240" w:lineRule="auto"/>
-        <w:contextualSpacing/>
-      </w:pPr>
-      <w:proofErr w:type="spellStart"/>
-      <w:r>
-        <w:t>Lung_R</w:t>
-      </w:r>
-      <w:proofErr w:type="spellEnd"/>
-    </w:p>
-    <w:p>
-      <w:pPr>
-        <w:spacing w:line="240" w:lineRule="auto"/>
-        <w:contextualSpacing/>
-      </w:pPr>
-      <w:proofErr w:type="spellStart"/>
-      <w:r>
-        <w:t>Lung_L</w:t>
-      </w:r>
-      <w:proofErr w:type="spellEnd"/>
-    </w:p>
-    <w:p>
-      <w:pPr>
-        <w:spacing w:line="240" w:lineRule="auto"/>
-        <w:contextualSpacing/>
-      </w:pPr>
-      <w:r>
-        <w:t>Heart</w:t>
-      </w:r>
-    </w:p>
-    <w:p>
-      <w:pPr>
-        <w:spacing w:line="240" w:lineRule="auto"/>
-        <w:contextualSpacing/>
+    </w:p>
+    <w:p>
+      <w:pPr>
+        <w:spacing w:line="240" w:lineRule="auto"/>
+        <w:contextualSpacing/>
+        <w:rPr>
+          <w:highlight w:val="cyan"/>
+        </w:rPr>
+      </w:pPr>
+      <w:r>
+        <w:rPr>
+          <w:highlight w:val="cyan"/>
+        </w:rPr>
+        <w:t>LymphNodes</w:t>
+      </w:r>
+    </w:p>
+    <w:p>
+      <w:pPr>
+        <w:spacing w:line="240" w:lineRule="auto"/>
+        <w:contextualSpacing/>
+        <w:rPr>
+          <w:highlight w:val="cyan"/>
+        </w:rPr>
+      </w:pPr>
+      <w:r>
+        <w:rPr>
+          <w:highlight w:val="cyan"/>
+        </w:rPr>
+        <w:t>Bones_</w:t>
+      </w:r>
+      <w:r>
+        <w:rPr>
+          <w:highlight w:val="cyan"/>
+        </w:rPr>
+        <w:t>Trunk</w:t>
+      </w:r>
+    </w:p>
+    <w:p>
+      <w:pPr>
+        <w:spacing w:line="240" w:lineRule="auto"/>
+        <w:contextualSpacing/>
+      </w:pPr>
+      <w:r>
         <w:rPr>
           <w:highlight w:val="yellow"/>
         </w:rPr>
-      </w:pPr>
-      <w:proofErr w:type="spellStart"/>
+        <w:t>Bone_</w:t>
+      </w:r>
       <w:r>
         <w:rPr>
           <w:highlight w:val="yellow"/>
         </w:rPr>
-        <w:t>Bowel_</w:t>
-      </w:r>
-      <w:r>
-        <w:rPr>
-          <w:highlight w:val="yellow"/>
-        </w:rPr>
-        <w:t>Bag</w:t>
-      </w:r>
-      <w:proofErr w:type="spellEnd"/>
-      <w:r>
-        <w:rPr>
-          <w:highlight w:val="yellow"/>
-        </w:rPr>
+        <w:t>Mandible</w:t>
+      </w:r>
+      <w:r>
         <w:t xml:space="preserve"> - Limbus</w:t>
       </w:r>
     </w:p>
@@ -782,344 +1325,16 @@
       </w:pPr>
       <w:r>
         <w:rPr>
-          <w:highlight w:val="yellow"/>
-        </w:rPr>
-        <w:t>Stomach</w:t>
-      </w:r>
-      <w:r>
-        <w:rPr>
-          <w:highlight w:val="yellow"/>
-        </w:rPr>
-        <w:t xml:space="preserve"> - Limbus</w:t>
-      </w:r>
-    </w:p>
-    <w:p>
-      <w:pPr>
-        <w:spacing w:line="240" w:lineRule="auto"/>
-        <w:contextualSpacing/>
-      </w:pPr>
-      <w:proofErr w:type="spellStart"/>
-      <w:r>
-        <w:t>Kidney_R</w:t>
-      </w:r>
-      <w:proofErr w:type="spellEnd"/>
-    </w:p>
-    <w:p>
-      <w:pPr>
-        <w:spacing w:line="240" w:lineRule="auto"/>
-        <w:contextualSpacing/>
-      </w:pPr>
-      <w:proofErr w:type="spellStart"/>
-      <w:r>
-        <w:t>Kidney_L</w:t>
-      </w:r>
-      <w:proofErr w:type="spellEnd"/>
-    </w:p>
-    <w:p>
-      <w:pPr>
-        <w:spacing w:line="240" w:lineRule="auto"/>
-        <w:contextualSpacing/>
-        <w:rPr>
-          <w:highlight w:val="yellow"/>
-        </w:rPr>
-      </w:pPr>
-      <w:r>
-        <w:rPr>
-          <w:highlight w:val="yellow"/>
-        </w:rPr>
-        <w:t>Bladder</w:t>
-      </w:r>
-      <w:r>
-        <w:rPr>
-          <w:highlight w:val="yellow"/>
-        </w:rPr>
-        <w:t xml:space="preserve"> - Limbus</w:t>
-      </w:r>
-    </w:p>
-    <w:p>
-      <w:pPr>
-        <w:spacing w:line="240" w:lineRule="auto"/>
-        <w:contextualSpacing/>
-      </w:pPr>
-      <w:r>
-        <w:rPr>
-          <w:highlight w:val="yellow"/>
-        </w:rPr>
-        <w:t>Rectum</w:t>
-      </w:r>
-      <w:r>
-        <w:rPr>
-          <w:highlight w:val="yellow"/>
-        </w:rPr>
-        <w:t xml:space="preserve"> - Limbus</w:t>
-      </w:r>
-    </w:p>
-    <w:p>
-      <w:pPr>
-        <w:spacing w:line="240" w:lineRule="auto"/>
-        <w:contextualSpacing/>
-        <w:rPr>
-          <w:highlight w:val="yellow"/>
-        </w:rPr>
-      </w:pPr>
-      <w:proofErr w:type="spellStart"/>
-      <w:r>
-        <w:rPr>
-          <w:highlight w:val="yellow"/>
-        </w:rPr>
-        <w:t>Breast_R</w:t>
-      </w:r>
-      <w:proofErr w:type="spellEnd"/>
-      <w:r>
-        <w:rPr>
-          <w:highlight w:val="yellow"/>
-        </w:rPr>
-        <w:t xml:space="preserve"> - Limbus</w:t>
-      </w:r>
-    </w:p>
-    <w:p>
-      <w:pPr>
-        <w:spacing w:line="240" w:lineRule="auto"/>
-        <w:contextualSpacing/>
-        <w:rPr>
-          <w:highlight w:val="yellow"/>
-        </w:rPr>
-      </w:pPr>
-      <w:proofErr w:type="spellStart"/>
-      <w:r>
-        <w:rPr>
-          <w:highlight w:val="yellow"/>
-        </w:rPr>
-        <w:t>Breast_L</w:t>
-      </w:r>
-      <w:proofErr w:type="spellEnd"/>
-      <w:r>
-        <w:rPr>
-          <w:highlight w:val="yellow"/>
-        </w:rPr>
-        <w:t xml:space="preserve"> - Limbus</w:t>
-      </w:r>
-    </w:p>
-    <w:p>
-      <w:pPr>
-        <w:spacing w:line="240" w:lineRule="auto"/>
-        <w:contextualSpacing/>
-        <w:rPr>
           <w:highlight w:val="cyan"/>
         </w:rPr>
-      </w:pPr>
-      <w:proofErr w:type="spellStart"/>
+        <w:t>Bones_Extr</w:t>
+      </w:r>
       <w:r>
         <w:rPr>
           <w:highlight w:val="cyan"/>
         </w:rPr>
-        <w:t>Ovary_R</w:t>
-      </w:r>
-      <w:proofErr w:type="spellEnd"/>
-    </w:p>
-    <w:p>
-      <w:pPr>
-        <w:spacing w:line="240" w:lineRule="auto"/>
-        <w:contextualSpacing/>
-      </w:pPr>
-      <w:proofErr w:type="spellStart"/>
-      <w:r>
-        <w:rPr>
-          <w:highlight w:val="cyan"/>
-        </w:rPr>
-        <w:t>Ovary_L</w:t>
-      </w:r>
-      <w:proofErr w:type="spellEnd"/>
-    </w:p>
-    <w:p>
-      <w:pPr>
-        <w:spacing w:line="240" w:lineRule="auto"/>
-        <w:contextualSpacing/>
-        <w:rPr>
-          <w:highlight w:val="yellow"/>
-        </w:rPr>
-      </w:pPr>
-      <w:proofErr w:type="spellStart"/>
-      <w:r>
-        <w:rPr>
-          <w:highlight w:val="yellow"/>
-        </w:rPr>
-        <w:t>Uterus</w:t>
-      </w:r>
-      <w:r>
-        <w:rPr>
-          <w:highlight w:val="yellow"/>
-        </w:rPr>
-        <w:t>_Cervix</w:t>
-      </w:r>
-      <w:proofErr w:type="spellEnd"/>
-      <w:r>
-        <w:rPr>
-          <w:highlight w:val="yellow"/>
-        </w:rPr>
-        <w:t xml:space="preserve"> - Limbus</w:t>
-      </w:r>
-    </w:p>
-    <w:p>
-      <w:pPr>
-        <w:spacing w:line="240" w:lineRule="auto"/>
-        <w:contextualSpacing/>
-      </w:pPr>
-      <w:r>
-        <w:rPr>
-          <w:highlight w:val="cyan"/>
-        </w:rPr>
-        <w:t>Testes</w:t>
-      </w:r>
-      <w:r>
-        <w:rPr>
-          <w:highlight w:val="cyan"/>
-        </w:rPr>
-        <w:t xml:space="preserve"> </w:t>
-      </w:r>
-    </w:p>
-    <w:p>
-      <w:pPr>
-        <w:spacing w:line="240" w:lineRule="auto"/>
-        <w:contextualSpacing/>
-      </w:pPr>
-      <w:r>
-        <w:lastRenderedPageBreak/>
-        <w:t>Brain</w:t>
-      </w:r>
-    </w:p>
-    <w:p>
-      <w:pPr>
-        <w:spacing w:line="240" w:lineRule="auto"/>
-        <w:contextualSpacing/>
-      </w:pPr>
-      <w:proofErr w:type="spellStart"/>
-      <w:r>
-        <w:t>SpinalC</w:t>
-      </w:r>
-      <w:r>
-        <w:t>anal</w:t>
-      </w:r>
-      <w:proofErr w:type="spellEnd"/>
-    </w:p>
-    <w:p>
-      <w:pPr>
-        <w:spacing w:line="240" w:lineRule="auto"/>
-        <w:contextualSpacing/>
-        <w:rPr>
-          <w:highlight w:val="yellow"/>
-        </w:rPr>
-      </w:pPr>
-      <w:r>
-        <w:rPr>
-          <w:highlight w:val="yellow"/>
-        </w:rPr>
-        <w:t>Liver</w:t>
-      </w:r>
-      <w:r>
-        <w:rPr>
-          <w:highlight w:val="yellow"/>
-        </w:rPr>
-        <w:t xml:space="preserve"> – Limbus</w:t>
-      </w:r>
-    </w:p>
-    <w:p>
-      <w:pPr>
-        <w:spacing w:line="240" w:lineRule="auto"/>
-        <w:contextualSpacing/>
-      </w:pPr>
-      <w:r>
-        <w:rPr>
-          <w:highlight w:val="yellow"/>
-        </w:rPr>
-        <w:t>Spleen - Limbus</w:t>
-      </w:r>
-      <w:r>
-        <w:t xml:space="preserve"> </w:t>
-      </w:r>
-    </w:p>
-    <w:p>
-      <w:pPr>
-        <w:spacing w:line="240" w:lineRule="auto"/>
-        <w:contextualSpacing/>
-        <w:rPr>
-          <w:highlight w:val="cyan"/>
-        </w:rPr>
-      </w:pPr>
-      <w:proofErr w:type="spellStart"/>
-      <w:r>
-        <w:rPr>
-          <w:highlight w:val="cyan"/>
-        </w:rPr>
-        <w:t>LymphNodes</w:t>
-      </w:r>
-      <w:proofErr w:type="spellEnd"/>
-    </w:p>
-    <w:p>
-      <w:pPr>
-        <w:spacing w:line="240" w:lineRule="auto"/>
-        <w:contextualSpacing/>
-        <w:rPr>
-          <w:highlight w:val="cyan"/>
-        </w:rPr>
-      </w:pPr>
-      <w:proofErr w:type="spellStart"/>
-      <w:r>
-        <w:rPr>
-          <w:highlight w:val="cyan"/>
-        </w:rPr>
-        <w:t>Bones_</w:t>
-      </w:r>
-      <w:r>
-        <w:rPr>
-          <w:highlight w:val="cyan"/>
-        </w:rPr>
-        <w:t>Trunk</w:t>
-      </w:r>
-      <w:proofErr w:type="spellEnd"/>
-    </w:p>
-    <w:p>
-      <w:pPr>
-        <w:spacing w:line="240" w:lineRule="auto"/>
-        <w:contextualSpacing/>
-      </w:pPr>
-      <w:proofErr w:type="spellStart"/>
-      <w:r>
-        <w:rPr>
-          <w:highlight w:val="yellow"/>
-        </w:rPr>
-        <w:t>Bone_</w:t>
-      </w:r>
-      <w:r>
-        <w:rPr>
-          <w:highlight w:val="yellow"/>
-        </w:rPr>
-        <w:t>Mandible</w:t>
-      </w:r>
-      <w:proofErr w:type="spellEnd"/>
-      <w:r>
-        <w:t xml:space="preserve"> - Limbus</w:t>
-      </w:r>
-    </w:p>
-    <w:p>
-      <w:pPr>
-        <w:spacing w:line="240" w:lineRule="auto"/>
-        <w:contextualSpacing/>
-      </w:pPr>
-      <w:proofErr w:type="spellStart"/>
-      <w:r>
-        <w:rPr>
-          <w:highlight w:val="cyan"/>
-        </w:rPr>
-        <w:t>Bones_Extr</w:t>
-      </w:r>
-      <w:r>
-        <w:rPr>
-          <w:highlight w:val="cyan"/>
-        </w:rPr>
         <w:t>em</w:t>
       </w:r>
-      <w:proofErr w:type="spellEnd"/>
     </w:p>
     <w:p>
       <w:pPr>
@@ -1140,18 +1355,213 @@
       </w:pPr>
     </w:p>
     <w:p/>
-    <w:p>
-      <w:r>
-        <w:t>Clinical Dose Constraints</w:t>
-      </w:r>
-    </w:p>
+    <w:p/>
+    <w:p>
+      <w:pPr>
+        <w:rPr>
+          <w:b/>
+          <w:bCs/>
+        </w:rPr>
+      </w:pPr>
+      <w:r>
+        <w:rPr>
+          <w:b/>
+          <w:bCs/>
+        </w:rPr>
+        <w:t xml:space="preserve">Prescription: 20 Gy in </w:t>
+      </w:r>
+      <w:r>
+        <w:rPr>
+          <w:b/>
+          <w:bCs/>
+        </w:rPr>
+        <w:t>10</w:t>
+      </w:r>
+      <w:r>
+        <w:rPr>
+          <w:b/>
+          <w:bCs/>
+        </w:rPr>
+        <w:t xml:space="preserve"> fx (12 Gy to liver</w:t>
+      </w:r>
+      <w:r>
+        <w:rPr>
+          <w:b/>
+          <w:bCs/>
+        </w:rPr>
+        <w:t xml:space="preserve">, </w:t>
+      </w:r>
+      <w:r>
+        <w:rPr>
+          <w:b/>
+          <w:bCs/>
+        </w:rPr>
+        <w:t>brain</w:t>
+      </w:r>
+      <w:r>
+        <w:rPr>
+          <w:b/>
+          <w:bCs/>
+        </w:rPr>
+        <w:t>, ribs</w:t>
+      </w:r>
+      <w:r>
+        <w:rPr>
+          <w:b/>
+          <w:bCs/>
+        </w:rPr>
+        <w:t xml:space="preserve"> only)</w:t>
+      </w:r>
+    </w:p>
+    <w:p>
+      <w:r>
+        <w:t xml:space="preserve">PTV_TMLI_20 = </w:t>
+      </w:r>
+      <w:r>
+        <w:t xml:space="preserve"> [((Bones_Trunk – Bones_Face) + LymphNodes + SpinalCanal + Spleen + Testes) + 5mm] [(Bones_Extrem) + 1cm] - [Rib + 7mm] – [Lungs +</w:t>
+      </w:r>
+      <w:r>
+        <w:t>5</w:t>
+      </w:r>
+      <w:r>
+        <w:t>mm] – [Kidneys +</w:t>
+      </w:r>
+      <w:r>
+        <w:t>5</w:t>
+      </w:r>
+      <w:r>
+        <w:t>mm] – [Eyes+</w:t>
+      </w:r>
+      <w:r>
+        <w:t>2 c</w:t>
+      </w:r>
+      <w:r>
+        <w:t>m] - [Heart+</w:t>
+      </w:r>
+      <w:r>
+        <w:t>5</w:t>
+      </w:r>
+      <w:r>
+        <w:t xml:space="preserve">mm] – [Esophagus + </w:t>
+      </w:r>
+      <w:r>
+        <w:t>5</w:t>
+      </w:r>
+      <w:r>
+        <w:t xml:space="preserve">mm]  - [Larynx + </w:t>
+      </w:r>
+      <w:r>
+        <w:t>5</w:t>
+      </w:r>
+      <w:r>
+        <w:t>mm]</w:t>
+      </w:r>
+      <w:r>
+        <w:t xml:space="preserve"> - </w:t>
+      </w:r>
+      <w:r>
+        <w:t>[</w:t>
+      </w:r>
+      <w:r>
+        <w:t>Thyroid</w:t>
+      </w:r>
+      <w:r>
+        <w:t xml:space="preserve"> + 5mm] </w:t>
+      </w:r>
+      <w:r>
+        <w:t xml:space="preserve"> </w:t>
+      </w:r>
+      <w:r>
+        <w:t xml:space="preserve"> – [Ovaries +2cm] cropped 3mm from skin</w:t>
+      </w:r>
+    </w:p>
+    <w:p>
+      <w:r>
+        <w:t>PTV_TMLI_</w:t>
+      </w:r>
+      <w:r>
+        <w:t>12</w:t>
+      </w:r>
+      <w:r>
+        <w:t xml:space="preserve"> =  </w:t>
+      </w:r>
+      <w:r>
+        <w:t xml:space="preserve">[[(Brain + Liver) + 5mm] + </w:t>
+      </w:r>
+      <w:r>
+        <w:t>[Rib + 7mm]</w:t>
+      </w:r>
+      <w:r>
+        <w:t xml:space="preserve">] </w:t>
+      </w:r>
+      <w:r>
+        <w:t>– [Lungs +5mm] – [Kidneys +5mm] – [Eyes+2 cm] - [Heart+5mm] – [Esophagus + 5mm]  - [Larynx + 5mm] - [Thyroid + 5mm]</w:t>
+      </w:r>
+    </w:p>
+    <w:p>
+      <w:r>
+        <w:t>TS_TMLI_20 crop matchline and anything beyond matchline</w:t>
+      </w:r>
+    </w:p>
+    <w:p>
+      <w:r>
+        <w:t>TS_TMLI_12 = PTV_TMLI_12 – [PTV_TMLI_20 +5mm]</w:t>
+      </w:r>
+    </w:p>
+    <w:p>
+      <w:r>
+        <w:t>Lungs-1cm/-2cm, kidneys-1cm, liver-1cm/-2cm/-3cm, brain-1cm/-2cm/-3cm, heart-1cm/2cm</w:t>
+      </w:r>
+    </w:p>
+    <w:p>
+      <w:r>
+        <w:lastRenderedPageBreak/>
+        <w:t>TS_Ring_6Gy (2cm thick, 1.5cm from TS_PTV_all, cropped 2cm from PTV_TMLI_20, cropped from Body) ask for 50% of Rx as Dmax</w:t>
+      </w:r>
+    </w:p>
+    <w:p/>
+    <w:p/>
+    <w:p/>
+    <w:p/>
+    <w:p/>
+    <w:p>
+      <w:pPr>
+        <w:rPr>
+          <w:b/>
+          <w:bCs/>
+        </w:rPr>
+      </w:pPr>
+      <w:r>
+        <w:rPr>
+          <w:b/>
+          <w:bCs/>
+        </w:rPr>
+        <w:t>COH protocols</w:t>
+      </w:r>
+    </w:p>
+    <w:p>
+      <w:r>
+        <w:t>Other regimens</w:t>
+      </w:r>
+    </w:p>
+    <w:p>
+      <w:r>
+        <w:t>PTV_TMLI = [((Bones_Body – Mandible) + LymphNodes + SpinalCanal + Spleen + Brain + Liver + Testes) + 5mm all around] + [(Bones_Extrem) + 1cm all around] – [Lungs +5mm all around] – [Kidneys +5mm all around] – [Esophagus+5mm]</w:t>
+      </w:r>
+    </w:p>
+    <w:p>
+      <w:r>
+        <w:t>COH Dose Constraints:</w:t>
+      </w:r>
+    </w:p>
+    <w:p/>
     <w:p>
       <w:r>
         <w:rPr>
           <w:noProof/>
         </w:rPr>
         <w:drawing>
-          <wp:inline distT="0" distB="0" distL="0" distR="0" wp14:anchorId="727BEDA4" wp14:editId="3A6319D2">
+          <wp:inline distT="0" distB="0" distL="0" distR="0" wp14:anchorId="58193250" wp14:editId="59AC0B51">
             <wp:extent cx="5943600" cy="3422015"/>
             <wp:effectExtent l="0" t="0" r="0" b="6985"/>
             <wp:docPr id="1" name="Picture 1"/>
@@ -1187,186 +1597,211 @@
         </w:drawing>
       </w:r>
     </w:p>
+    <w:p>
+      <w:r>
+        <w:t>Fig. For 12 Gy Rx from Chunhui Han’s TMLI manuscript 2022</w:t>
+      </w:r>
+    </w:p>
     <w:p/>
     <w:p/>
-    <w:p>
-      <w:r>
-        <w:t>To be looked at later:</w:t>
-      </w:r>
-    </w:p>
     <w:p/>
-    <w:p>
-      <w:pPr>
-        <w:rPr>
-          <w:b/>
-          <w:bCs/>
-        </w:rPr>
-      </w:pPr>
-      <w:r>
-        <w:rPr>
-          <w:b/>
-          <w:bCs/>
-        </w:rPr>
-        <w:t xml:space="preserve">Prescription: 20 </w:t>
-      </w:r>
-      <w:proofErr w:type="spellStart"/>
-      <w:r>
-        <w:rPr>
-          <w:b/>
-          <w:bCs/>
-        </w:rPr>
-        <w:t>Gy</w:t>
-      </w:r>
-      <w:proofErr w:type="spellEnd"/>
-      <w:r>
-        <w:rPr>
-          <w:b/>
-          <w:bCs/>
-        </w:rPr>
-        <w:t xml:space="preserve"> in </w:t>
-      </w:r>
-      <w:r>
-        <w:rPr>
-          <w:b/>
-          <w:bCs/>
-        </w:rPr>
-        <w:t>10</w:t>
-      </w:r>
-      <w:r>
-        <w:rPr>
-          <w:b/>
-          <w:bCs/>
-        </w:rPr>
-        <w:t xml:space="preserve"> </w:t>
-      </w:r>
-      <w:proofErr w:type="spellStart"/>
-      <w:r>
-        <w:rPr>
-          <w:b/>
-          <w:bCs/>
-        </w:rPr>
-        <w:t>fx</w:t>
-      </w:r>
-      <w:proofErr w:type="spellEnd"/>
-      <w:r>
-        <w:rPr>
-          <w:b/>
-          <w:bCs/>
-        </w:rPr>
-        <w:t xml:space="preserve"> (12 </w:t>
-      </w:r>
-      <w:proofErr w:type="spellStart"/>
-      <w:r>
-        <w:rPr>
-          <w:b/>
-          <w:bCs/>
-        </w:rPr>
-        <w:t>Gy</w:t>
-      </w:r>
-      <w:proofErr w:type="spellEnd"/>
-      <w:r>
-        <w:rPr>
-          <w:b/>
-          <w:bCs/>
-        </w:rPr>
-        <w:t xml:space="preserve"> to liver and brain only)</w:t>
-      </w:r>
-    </w:p>
-    <w:p>
-      <w:r>
-        <w:t>PTV_TMLI_20 = [((</w:t>
-      </w:r>
-      <w:proofErr w:type="spellStart"/>
-      <w:r>
-        <w:t>Bones_Trunk</w:t>
-      </w:r>
-      <w:proofErr w:type="spellEnd"/>
-      <w:r>
-        <w:t xml:space="preserve"> – </w:t>
-      </w:r>
-      <w:proofErr w:type="spellStart"/>
-      <w:r>
-        <w:t>Bones_Face</w:t>
-      </w:r>
-      <w:proofErr w:type="spellEnd"/>
-      <w:r>
-        <w:t xml:space="preserve">) + </w:t>
-      </w:r>
-      <w:proofErr w:type="spellStart"/>
-      <w:r>
-        <w:t>LymphNodes</w:t>
-      </w:r>
-      <w:proofErr w:type="spellEnd"/>
-      <w:r>
-        <w:t xml:space="preserve"> + </w:t>
-      </w:r>
-      <w:proofErr w:type="spellStart"/>
-      <w:r>
-        <w:t>SpinalCanal</w:t>
-      </w:r>
-      <w:proofErr w:type="spellEnd"/>
-      <w:r>
-        <w:t xml:space="preserve"> + Spleen) + 5mm] + [(</w:t>
-      </w:r>
-      <w:proofErr w:type="spellStart"/>
-      <w:r>
-        <w:t>Bones_Extrem</w:t>
-      </w:r>
-      <w:proofErr w:type="spellEnd"/>
-      <w:r>
-        <w:t>) + 1cm] – [Lungs +5mm] – [Kidneys +5mm] – [Esophagus+5mm]</w:t>
-      </w:r>
-    </w:p>
-    <w:p>
-      <w:r>
-        <w:t>PTV_TMLI_12 = [Brain + Liver] + 5mm</w:t>
-      </w:r>
-    </w:p>
     <w:p/>
-    <w:p>
-      <w:r>
-        <w:t>Other regimens</w:t>
-      </w:r>
-    </w:p>
-    <w:p>
-      <w:r>
+    <w:p/>
+    <w:p/>
+    <w:p>
+      <w:r>
+        <w:rPr>
+          <w:noProof/>
+        </w:rPr>
+        <w:drawing>
+          <wp:inline distT="0" distB="0" distL="0" distR="0" wp14:anchorId="0CAE2A2C" wp14:editId="340EEB41">
+            <wp:extent cx="5943600" cy="3748405"/>
+            <wp:effectExtent l="0" t="0" r="0" b="4445"/>
+            <wp:docPr id="53895227" name="Picture 1"/>
+            <wp:cNvGraphicFramePr>
+              <a:graphicFrameLocks xmlns:a="http://schemas.openxmlformats.org/drawingml/2006/main" noChangeAspect="1"/>
+            </wp:cNvGraphicFramePr>
+            <a:graphic xmlns:a="http://schemas.openxmlformats.org/drawingml/2006/main">
+              <a:graphicData uri="http://schemas.openxmlformats.org/drawingml/2006/picture">
+                <pic:pic xmlns:pic="http://schemas.openxmlformats.org/drawingml/2006/picture">
+                  <pic:nvPicPr>
+                    <pic:cNvPr id="0" name="Picture 1"/>
+                    <pic:cNvPicPr>
+                      <a:picLocks noChangeAspect="1" noChangeArrowheads="1"/>
+                    </pic:cNvPicPr>
+                  </pic:nvPicPr>
+                  <pic:blipFill>
+                    <a:blip r:embed="rId6" cstate="print">
+                      <a:extLst>
+                        <a:ext uri="{28A0092B-C50C-407E-A947-70E740481C1C}">
+                          <a14:useLocalDpi xmlns:a14="http://schemas.microsoft.com/office/drawing/2010/main" val="0"/>
+                        </a:ext>
+                      </a:extLst>
+                    </a:blip>
+                    <a:srcRect/>
+                    <a:stretch>
+                      <a:fillRect/>
+                    </a:stretch>
+                  </pic:blipFill>
+                  <pic:spPr bwMode="auto">
+                    <a:xfrm>
+                      <a:off x="0" y="0"/>
+                      <a:ext cx="5943600" cy="3748405"/>
+                    </a:xfrm>
+                    <a:prstGeom prst="rect">
+                      <a:avLst/>
+                    </a:prstGeom>
+                    <a:noFill/>
+                    <a:ln>
+                      <a:noFill/>
+                    </a:ln>
+                  </pic:spPr>
+                </pic:pic>
+              </a:graphicData>
+            </a:graphic>
+          </wp:inline>
+        </w:drawing>
+      </w:r>
+    </w:p>
+    <w:p>
+      <w:r>
+        <w:t>Fig. For 20 Gy Rx from Chunhui Han’s TMLI manuscript 2022</w:t>
+      </w:r>
+    </w:p>
+    <w:p>
+      <w:r>
+        <w:t>20 Gy constraints</w:t>
+      </w:r>
+    </w:p>
+    <w:p>
+      <w:r>
+        <w:rPr>
+          <w:noProof/>
+        </w:rPr>
         <w:lastRenderedPageBreak/>
-        <w:t>PTV_TMLI = [((</w:t>
-      </w:r>
-      <w:proofErr w:type="spellStart"/>
-      <w:r>
-        <w:t>Bones_Body</w:t>
-      </w:r>
-      <w:proofErr w:type="spellEnd"/>
-      <w:r>
-        <w:t xml:space="preserve"> – Mandible) + </w:t>
-      </w:r>
-      <w:proofErr w:type="spellStart"/>
-      <w:r>
-        <w:t>LymphNodes</w:t>
-      </w:r>
-      <w:proofErr w:type="spellEnd"/>
-      <w:r>
-        <w:t xml:space="preserve"> + </w:t>
-      </w:r>
-      <w:proofErr w:type="spellStart"/>
-      <w:r>
-        <w:t>SpinalCanal</w:t>
-      </w:r>
-      <w:proofErr w:type="spellEnd"/>
-      <w:r>
-        <w:t xml:space="preserve"> + Spleen + Brain + Liver + Testes) + 5mm all around] + [(</w:t>
-      </w:r>
-      <w:proofErr w:type="spellStart"/>
-      <w:r>
-        <w:t>Bones_Extrem</w:t>
-      </w:r>
-      <w:proofErr w:type="spellEnd"/>
-      <w:r>
-        <w:t>) + 1cm all around] – [Lungs +5mm all around] – [Kidneys +5mm all around] – [Esophagus+5mm]</w:t>
-      </w:r>
-    </w:p>
-    <w:p/>
+        <w:drawing>
+          <wp:inline distT="0" distB="0" distL="0" distR="0" wp14:anchorId="2BE17543" wp14:editId="2D524FF0">
+            <wp:extent cx="5943600" cy="6539865"/>
+            <wp:effectExtent l="0" t="0" r="0" b="0"/>
+            <wp:docPr id="670398153" name="Picture 1"/>
+            <wp:cNvGraphicFramePr>
+              <a:graphicFrameLocks xmlns:a="http://schemas.openxmlformats.org/drawingml/2006/main" noChangeAspect="1"/>
+            </wp:cNvGraphicFramePr>
+            <a:graphic xmlns:a="http://schemas.openxmlformats.org/drawingml/2006/main">
+              <a:graphicData uri="http://schemas.openxmlformats.org/drawingml/2006/picture">
+                <pic:pic xmlns:pic="http://schemas.openxmlformats.org/drawingml/2006/picture">
+                  <pic:nvPicPr>
+                    <pic:cNvPr id="670398153" name=""/>
+                    <pic:cNvPicPr/>
+                  </pic:nvPicPr>
+                  <pic:blipFill>
+                    <a:blip r:embed="rId7"/>
+                    <a:stretch>
+                      <a:fillRect/>
+                    </a:stretch>
+                  </pic:blipFill>
+                  <pic:spPr>
+                    <a:xfrm>
+                      <a:off x="0" y="0"/>
+                      <a:ext cx="5943600" cy="6539865"/>
+                    </a:xfrm>
+                    <a:prstGeom prst="rect">
+                      <a:avLst/>
+                    </a:prstGeom>
+                  </pic:spPr>
+                </pic:pic>
+              </a:graphicData>
+            </a:graphic>
+          </wp:inline>
+        </w:drawing>
+      </w:r>
+    </w:p>
+    <w:p>
+      <w:r>
+        <w:rPr>
+          <w:noProof/>
+        </w:rPr>
+        <w:lastRenderedPageBreak/>
+        <w:drawing>
+          <wp:inline distT="0" distB="0" distL="0" distR="0" wp14:anchorId="594F6C0B" wp14:editId="1D2F94E2">
+            <wp:extent cx="5943600" cy="6609715"/>
+            <wp:effectExtent l="0" t="0" r="0" b="635"/>
+            <wp:docPr id="1421622463" name="Picture 1"/>
+            <wp:cNvGraphicFramePr>
+              <a:graphicFrameLocks xmlns:a="http://schemas.openxmlformats.org/drawingml/2006/main" noChangeAspect="1"/>
+            </wp:cNvGraphicFramePr>
+            <a:graphic xmlns:a="http://schemas.openxmlformats.org/drawingml/2006/main">
+              <a:graphicData uri="http://schemas.openxmlformats.org/drawingml/2006/picture">
+                <pic:pic xmlns:pic="http://schemas.openxmlformats.org/drawingml/2006/picture">
+                  <pic:nvPicPr>
+                    <pic:cNvPr id="1421622463" name=""/>
+                    <pic:cNvPicPr/>
+                  </pic:nvPicPr>
+                  <pic:blipFill>
+                    <a:blip r:embed="rId8"/>
+                    <a:stretch>
+                      <a:fillRect/>
+                    </a:stretch>
+                  </pic:blipFill>
+                  <pic:spPr>
+                    <a:xfrm>
+                      <a:off x="0" y="0"/>
+                      <a:ext cx="5943600" cy="6609715"/>
+                    </a:xfrm>
+                    <a:prstGeom prst="rect">
+                      <a:avLst/>
+                    </a:prstGeom>
+                  </pic:spPr>
+                </pic:pic>
+              </a:graphicData>
+            </a:graphic>
+          </wp:inline>
+        </w:drawing>
+      </w:r>
+    </w:p>
+    <w:p>
+      <w:r>
+        <w:rPr>
+          <w:noProof/>
+        </w:rPr>
+        <w:lastRenderedPageBreak/>
+        <w:drawing>
+          <wp:inline distT="0" distB="0" distL="0" distR="0" wp14:anchorId="5DA8BEF0" wp14:editId="6FAC9167">
+            <wp:extent cx="5943600" cy="4277360"/>
+            <wp:effectExtent l="0" t="0" r="0" b="8890"/>
+            <wp:docPr id="934516856" name="Picture 1"/>
+            <wp:cNvGraphicFramePr>
+              <a:graphicFrameLocks xmlns:a="http://schemas.openxmlformats.org/drawingml/2006/main" noChangeAspect="1"/>
+            </wp:cNvGraphicFramePr>
+            <a:graphic xmlns:a="http://schemas.openxmlformats.org/drawingml/2006/main">
+              <a:graphicData uri="http://schemas.openxmlformats.org/drawingml/2006/picture">
+                <pic:pic xmlns:pic="http://schemas.openxmlformats.org/drawingml/2006/picture">
+                  <pic:nvPicPr>
+                    <pic:cNvPr id="934516856" name=""/>
+                    <pic:cNvPicPr/>
+                  </pic:nvPicPr>
+                  <pic:blipFill>
+                    <a:blip r:embed="rId9"/>
+                    <a:stretch>
+                      <a:fillRect/>
+                    </a:stretch>
+                  </pic:blipFill>
+                  <pic:spPr>
+                    <a:xfrm>
+                      <a:off x="0" y="0"/>
+                      <a:ext cx="5943600" cy="4277360"/>
+                    </a:xfrm>
+                    <a:prstGeom prst="rect">
+                      <a:avLst/>
+                    </a:prstGeom>
+                  </pic:spPr>
+                </pic:pic>
+              </a:graphicData>
+            </a:graphic>
+          </wp:inline>
+        </w:drawing>
+      </w:r>
+    </w:p>
     <w:sectPr>
       <w:type w:val="continuous"/>
       <w:pgSz w:w="12240" w:h="15840"/>
@@ -1381,6 +1816,95 @@
 <file path=word/numbering.xml><?xml version="1.0" encoding="utf-8"?>
 <w:numbering xmlns:wpc="http://schemas.microsoft.com/office/word/2010/wordprocessingCanvas" xmlns:cx="http://schemas.microsoft.com/office/drawing/2014/chartex" xmlns:cx1="http://schemas.microsoft.com/office/drawing/2015/9/8/chartex" xmlns:cx2="http://schemas.microsoft.com/office/drawing/2015/10/21/chartex" xmlns:cx3="http://schemas.microsoft.com/office/drawing/2016/5/9/chartex" xmlns:cx4="http://schemas.microsoft.com/office/drawing/2016/5/10/chartex" xmlns:cx5="http://schemas.microsoft.com/office/drawing/2016/5/11/chartex" xmlns:cx6="http://schemas.microsoft.com/office/drawing/2016/5/12/chartex" xmlns:cx7="http://schemas.microsoft.com/office/drawing/2016/5/13/chartex" xmlns:cx8="http://schemas.microsoft.com/office/drawing/2016/5/14/chartex" xmlns:mc="http://schemas.openxmlformats.org/markup-compatibility/2006" xmlns:aink="http://schemas.microsoft.com/office/drawing/2016/ink" xmlns:am3d="http://schemas.microsoft.com/office/drawing/2017/model3d" xmlns:o="urn:schemas-microsoft-com:office:office" xmlns:oel="http://schemas.microsoft.com/office/2019/extlst" xmlns:r="http://schemas.openxmlformats.org/officeDocument/2006/relationships" xmlns:m="http://schemas.openxmlformats.org/officeDocument/2006/math" xmlns:v="urn:schemas-microsoft-com:vml" xmlns:wp14="http://schemas.microsoft.com/office/word/2010/wordprocessingDrawing" xmlns:wp="http://schemas.openxmlformats.org/drawingml/2006/wordprocessingDrawing" xmlns:w10="urn:schemas-microsoft-com:office:word" xmlns:w="http://schemas.openxmlformats.org/wordprocessingml/2006/main" xmlns:w14="http://schemas.microsoft.com/office/word/2010/wordml" xmlns:w15="http://schemas.microsoft.com/office/word/2012/wordml" xmlns:w16cex="http://schemas.microsoft.com/office/word/2018/wordml/cex" xmlns:w16cid="http://schemas.microsoft.com/office/word/2016/wordml/cid" xmlns:w16="http://schemas.microsoft.com/office/word/2018/wordml" xmlns:w16sdtdh="http://schemas.microsoft.com/office/word/2020/wordml/sdtdatahash" xmlns:w16se="http://schemas.microsoft.com/office/word/2015/wordml/symex" xmlns:wpg="http://schemas.microsoft.com/office/word/2010/wordprocessingGroup" xmlns:wpi="http://schemas.microsoft.com/office/word/2010/wordprocessingInk" xmlns:wne="http://schemas.microsoft.com/office/word/2006/wordml" xmlns:wps="http://schemas.microsoft.com/office/word/2010/wordprocessingShape" mc:Ignorable="w14 w15 w16se w16cid w16 w16cex w16sdtdh wp14">
   <w:abstractNum w:abstractNumId="0" w15:restartNumberingAfterBreak="0">
+    <w:nsid w:val="00416663"/>
+    <w:multiLevelType w:val="hybridMultilevel"/>
+    <w:tmpl w:val="595A6340"/>
+    <w:lvl w:ilvl="0" w:tplc="04090001">
+      <w:start w:val="1"/>
+      <w:numFmt w:val="bullet"/>
+      <w:lvlText w:val=""/>
+      <w:lvlJc w:val="left"/>
+      <w:pPr>
+        <w:ind w:left="1440" w:hanging="360"/>
+      </w:pPr>
+      <w:rPr>
+        <w:rFonts w:ascii="Symbol" w:hAnsi="Symbol" w:hint="default"/>
+      </w:rPr>
+    </w:lvl>
+    <w:lvl w:ilvl="1" w:tplc="FFFFFFFF" w:tentative="1">
+      <w:start w:val="1"/>
+      <w:numFmt w:val="lowerLetter"/>
+      <w:lvlText w:val="%2."/>
+      <w:lvlJc w:val="left"/>
+      <w:pPr>
+        <w:ind w:left="2160" w:hanging="360"/>
+      </w:pPr>
+    </w:lvl>
+    <w:lvl w:ilvl="2" w:tplc="FFFFFFFF" w:tentative="1">
+      <w:start w:val="1"/>
+      <w:numFmt w:val="lowerRoman"/>
+      <w:lvlText w:val="%3."/>
+      <w:lvlJc w:val="right"/>
+      <w:pPr>
+        <w:ind w:left="2880" w:hanging="180"/>
+      </w:pPr>
+    </w:lvl>
+    <w:lvl w:ilvl="3" w:tplc="FFFFFFFF" w:tentative="1">
+      <w:start w:val="1"/>
+      <w:numFmt w:val="decimal"/>
+      <w:lvlText w:val="%4."/>
+      <w:lvlJc w:val="left"/>
+      <w:pPr>
+        <w:ind w:left="3600" w:hanging="360"/>
+      </w:pPr>
+    </w:lvl>
+    <w:lvl w:ilvl="4" w:tplc="FFFFFFFF" w:tentative="1">
+      <w:start w:val="1"/>
+      <w:numFmt w:val="lowerLetter"/>
+      <w:lvlText w:val="%5."/>
+      <w:lvlJc w:val="left"/>
+      <w:pPr>
+        <w:ind w:left="4320" w:hanging="360"/>
+      </w:pPr>
+    </w:lvl>
+    <w:lvl w:ilvl="5" w:tplc="FFFFFFFF" w:tentative="1">
+      <w:start w:val="1"/>
+      <w:numFmt w:val="lowerRoman"/>
+      <w:lvlText w:val="%6."/>
+      <w:lvlJc w:val="right"/>
+      <w:pPr>
+        <w:ind w:left="5040" w:hanging="180"/>
+      </w:pPr>
+    </w:lvl>
+    <w:lvl w:ilvl="6" w:tplc="FFFFFFFF" w:tentative="1">
+      <w:start w:val="1"/>
+      <w:numFmt w:val="decimal"/>
+      <w:lvlText w:val="%7."/>
+      <w:lvlJc w:val="left"/>
+      <w:pPr>
+        <w:ind w:left="5760" w:hanging="360"/>
+      </w:pPr>
+    </w:lvl>
+    <w:lvl w:ilvl="7" w:tplc="FFFFFFFF" w:tentative="1">
+      <w:start w:val="1"/>
+      <w:numFmt w:val="lowerLetter"/>
+      <w:lvlText w:val="%8."/>
+      <w:lvlJc w:val="left"/>
+      <w:pPr>
+        <w:ind w:left="6480" w:hanging="360"/>
+      </w:pPr>
+    </w:lvl>
+    <w:lvl w:ilvl="8" w:tplc="FFFFFFFF" w:tentative="1">
+      <w:start w:val="1"/>
+      <w:numFmt w:val="lowerRoman"/>
+      <w:lvlText w:val="%9."/>
+      <w:lvlJc w:val="right"/>
+      <w:pPr>
+        <w:ind w:left="7200" w:hanging="180"/>
+      </w:pPr>
+    </w:lvl>
+  </w:abstractNum>
+  <w:abstractNum w:abstractNumId="1" w15:restartNumberingAfterBreak="0">
     <w:nsid w:val="08961528"/>
     <w:multiLevelType w:val="hybridMultilevel"/>
     <w:tmpl w:val="09987236"/>
@@ -1469,7 +1993,96 @@
       </w:pPr>
     </w:lvl>
   </w:abstractNum>
-  <w:abstractNum w:abstractNumId="1" w15:restartNumberingAfterBreak="0">
+  <w:abstractNum w:abstractNumId="2" w15:restartNumberingAfterBreak="0">
+    <w:nsid w:val="15297A6D"/>
+    <w:multiLevelType w:val="hybridMultilevel"/>
+    <w:tmpl w:val="AA9802F8"/>
+    <w:lvl w:ilvl="0" w:tplc="FD569A72">
+      <w:start w:val="1"/>
+      <w:numFmt w:val="decimal"/>
+      <w:lvlText w:val="%1."/>
+      <w:lvlJc w:val="left"/>
+      <w:pPr>
+        <w:ind w:left="1080" w:hanging="360"/>
+      </w:pPr>
+      <w:rPr>
+        <w:rFonts w:hint="default"/>
+      </w:rPr>
+    </w:lvl>
+    <w:lvl w:ilvl="1" w:tplc="04090019" w:tentative="1">
+      <w:start w:val="1"/>
+      <w:numFmt w:val="lowerLetter"/>
+      <w:lvlText w:val="%2."/>
+      <w:lvlJc w:val="left"/>
+      <w:pPr>
+        <w:ind w:left="1800" w:hanging="360"/>
+      </w:pPr>
+    </w:lvl>
+    <w:lvl w:ilvl="2" w:tplc="0409001B" w:tentative="1">
+      <w:start w:val="1"/>
+      <w:numFmt w:val="lowerRoman"/>
+      <w:lvlText w:val="%3."/>
+      <w:lvlJc w:val="right"/>
+      <w:pPr>
+        <w:ind w:left="2520" w:hanging="180"/>
+      </w:pPr>
+    </w:lvl>
+    <w:lvl w:ilvl="3" w:tplc="0409000F" w:tentative="1">
+      <w:start w:val="1"/>
+      <w:numFmt w:val="decimal"/>
+      <w:lvlText w:val="%4."/>
+      <w:lvlJc w:val="left"/>
+      <w:pPr>
+        <w:ind w:left="3240" w:hanging="360"/>
+      </w:pPr>
+    </w:lvl>
+    <w:lvl w:ilvl="4" w:tplc="04090019" w:tentative="1">
+      <w:start w:val="1"/>
+      <w:numFmt w:val="lowerLetter"/>
+      <w:lvlText w:val="%5."/>
+      <w:lvlJc w:val="left"/>
+      <w:pPr>
+        <w:ind w:left="3960" w:hanging="360"/>
+      </w:pPr>
+    </w:lvl>
+    <w:lvl w:ilvl="5" w:tplc="0409001B" w:tentative="1">
+      <w:start w:val="1"/>
+      <w:numFmt w:val="lowerRoman"/>
+      <w:lvlText w:val="%6."/>
+      <w:lvlJc w:val="right"/>
+      <w:pPr>
+        <w:ind w:left="4680" w:hanging="180"/>
+      </w:pPr>
+    </w:lvl>
+    <w:lvl w:ilvl="6" w:tplc="0409000F" w:tentative="1">
+      <w:start w:val="1"/>
+      <w:numFmt w:val="decimal"/>
+      <w:lvlText w:val="%7."/>
+      <w:lvlJc w:val="left"/>
+      <w:pPr>
+        <w:ind w:left="5400" w:hanging="360"/>
+      </w:pPr>
+    </w:lvl>
+    <w:lvl w:ilvl="7" w:tplc="04090019" w:tentative="1">
+      <w:start w:val="1"/>
+      <w:numFmt w:val="lowerLetter"/>
+      <w:lvlText w:val="%8."/>
+      <w:lvlJc w:val="left"/>
+      <w:pPr>
+        <w:ind w:left="6120" w:hanging="360"/>
+      </w:pPr>
+    </w:lvl>
+    <w:lvl w:ilvl="8" w:tplc="0409001B" w:tentative="1">
+      <w:start w:val="1"/>
+      <w:numFmt w:val="lowerRoman"/>
+      <w:lvlText w:val="%9."/>
+      <w:lvlJc w:val="right"/>
+      <w:pPr>
+        <w:ind w:left="6840" w:hanging="180"/>
+      </w:pPr>
+    </w:lvl>
+  </w:abstractNum>
+  <w:abstractNum w:abstractNumId="3" w15:restartNumberingAfterBreak="0">
     <w:nsid w:val="21526ECC"/>
     <w:multiLevelType w:val="hybridMultilevel"/>
     <w:tmpl w:val="98B61E50"/>
@@ -1555,7 +2168,7 @@
       </w:pPr>
     </w:lvl>
   </w:abstractNum>
-  <w:abstractNum w:abstractNumId="2" w15:restartNumberingAfterBreak="0">
+  <w:abstractNum w:abstractNumId="4" w15:restartNumberingAfterBreak="0">
     <w:nsid w:val="69DB4E96"/>
     <w:multiLevelType w:val="multilevel"/>
     <w:tmpl w:val="07B405D8"/>
@@ -1668,14 +2281,112 @@
       </w:pPr>
     </w:lvl>
   </w:abstractNum>
+  <w:abstractNum w:abstractNumId="5" w15:restartNumberingAfterBreak="0">
+    <w:nsid w:val="7F146941"/>
+    <w:multiLevelType w:val="hybridMultilevel"/>
+    <w:tmpl w:val="74D0C032"/>
+    <w:lvl w:ilvl="0" w:tplc="04090001">
+      <w:start w:val="1"/>
+      <w:numFmt w:val="bullet"/>
+      <w:lvlText w:val=""/>
+      <w:lvlJc w:val="left"/>
+      <w:pPr>
+        <w:ind w:left="1440" w:hanging="360"/>
+      </w:pPr>
+      <w:rPr>
+        <w:rFonts w:ascii="Symbol" w:hAnsi="Symbol" w:hint="default"/>
+      </w:rPr>
+    </w:lvl>
+    <w:lvl w:ilvl="1" w:tplc="FFFFFFFF" w:tentative="1">
+      <w:start w:val="1"/>
+      <w:numFmt w:val="lowerLetter"/>
+      <w:lvlText w:val="%2."/>
+      <w:lvlJc w:val="left"/>
+      <w:pPr>
+        <w:ind w:left="2160" w:hanging="360"/>
+      </w:pPr>
+    </w:lvl>
+    <w:lvl w:ilvl="2" w:tplc="FFFFFFFF" w:tentative="1">
+      <w:start w:val="1"/>
+      <w:numFmt w:val="lowerRoman"/>
+      <w:lvlText w:val="%3."/>
+      <w:lvlJc w:val="right"/>
+      <w:pPr>
+        <w:ind w:left="2880" w:hanging="180"/>
+      </w:pPr>
+    </w:lvl>
+    <w:lvl w:ilvl="3" w:tplc="FFFFFFFF" w:tentative="1">
+      <w:start w:val="1"/>
+      <w:numFmt w:val="decimal"/>
+      <w:lvlText w:val="%4."/>
+      <w:lvlJc w:val="left"/>
+      <w:pPr>
+        <w:ind w:left="3600" w:hanging="360"/>
+      </w:pPr>
+    </w:lvl>
+    <w:lvl w:ilvl="4" w:tplc="FFFFFFFF" w:tentative="1">
+      <w:start w:val="1"/>
+      <w:numFmt w:val="lowerLetter"/>
+      <w:lvlText w:val="%5."/>
+      <w:lvlJc w:val="left"/>
+      <w:pPr>
+        <w:ind w:left="4320" w:hanging="360"/>
+      </w:pPr>
+    </w:lvl>
+    <w:lvl w:ilvl="5" w:tplc="FFFFFFFF" w:tentative="1">
+      <w:start w:val="1"/>
+      <w:numFmt w:val="lowerRoman"/>
+      <w:lvlText w:val="%6."/>
+      <w:lvlJc w:val="right"/>
+      <w:pPr>
+        <w:ind w:left="5040" w:hanging="180"/>
+      </w:pPr>
+    </w:lvl>
+    <w:lvl w:ilvl="6" w:tplc="FFFFFFFF" w:tentative="1">
+      <w:start w:val="1"/>
+      <w:numFmt w:val="decimal"/>
+      <w:lvlText w:val="%7."/>
+      <w:lvlJc w:val="left"/>
+      <w:pPr>
+        <w:ind w:left="5760" w:hanging="360"/>
+      </w:pPr>
+    </w:lvl>
+    <w:lvl w:ilvl="7" w:tplc="FFFFFFFF" w:tentative="1">
+      <w:start w:val="1"/>
+      <w:numFmt w:val="lowerLetter"/>
+      <w:lvlText w:val="%8."/>
+      <w:lvlJc w:val="left"/>
+      <w:pPr>
+        <w:ind w:left="6480" w:hanging="360"/>
+      </w:pPr>
+    </w:lvl>
+    <w:lvl w:ilvl="8" w:tplc="FFFFFFFF" w:tentative="1">
+      <w:start w:val="1"/>
+      <w:numFmt w:val="lowerRoman"/>
+      <w:lvlText w:val="%9."/>
+      <w:lvlJc w:val="right"/>
+      <w:pPr>
+        <w:ind w:left="7200" w:hanging="180"/>
+      </w:pPr>
+    </w:lvl>
+  </w:abstractNum>
   <w:num w:numId="1" w16cid:durableId="1848129019">
+    <w:abstractNumId w:val="3"/>
+  </w:num>
+  <w:num w:numId="2" w16cid:durableId="938177251">
     <w:abstractNumId w:val="1"/>
   </w:num>
-  <w:num w:numId="2" w16cid:durableId="938177251">
+  <w:num w:numId="3" w16cid:durableId="1964381663">
+    <w:abstractNumId w:val="4"/>
+  </w:num>
+  <w:num w:numId="4" w16cid:durableId="513226374">
+    <w:abstractNumId w:val="2"/>
+  </w:num>
+  <w:num w:numId="5" w16cid:durableId="1100679229">
     <w:abstractNumId w:val="0"/>
   </w:num>
-  <w:num w:numId="3" w16cid:durableId="1964381663">
-    <w:abstractNumId w:val="2"/>
+  <w:num w:numId="6" w16cid:durableId="906646474">
+    <w:abstractNumId w:val="5"/>
   </w:num>
 </w:numbering>
 </file>
@@ -2078,6 +2789,7 @@
   <w:style w:type="paragraph" w:default="1" w:styleId="Normal">
     <w:name w:val="Normal"/>
     <w:qFormat/>
+    <w:rsid w:val="00465F3B"/>
   </w:style>
   <w:style w:type="character" w:default="1" w:styleId="DefaultParagraphFont">
     <w:name w:val="Default Paragraph Font"/>
